--- a/cv.docx
+++ b/cv.docx
@@ -1,10 +1,11 @@
 
 <file path=word/document.xml><?xml version="1.0" encoding="utf-8"?>
-<w:document xmlns:wpc="http://schemas.microsoft.com/office/word/2010/wordprocessingCanvas" xmlns:cx="http://schemas.microsoft.com/office/drawing/2014/chartex" xmlns:cx1="http://schemas.microsoft.com/office/drawing/2015/9/8/chartex" xmlns:cx2="http://schemas.microsoft.com/office/drawing/2015/10/21/chartex" xmlns:cx3="http://schemas.microsoft.com/office/drawing/2016/5/9/chartex" xmlns:cx4="http://schemas.microsoft.com/office/drawing/2016/5/10/chartex" xmlns:cx5="http://schemas.microsoft.com/office/drawing/2016/5/11/chartex" xmlns:cx6="http://schemas.microsoft.com/office/drawing/2016/5/12/chartex" xmlns:cx7="http://schemas.microsoft.com/office/drawing/2016/5/13/chartex" xmlns:cx8="http://schemas.microsoft.com/office/drawing/2016/5/14/chartex" xmlns:mc="http://schemas.openxmlformats.org/markup-compatibility/2006" xmlns:aink="http://schemas.microsoft.com/office/drawing/2016/ink" xmlns:am3d="http://schemas.microsoft.com/office/drawing/2017/model3d" xmlns:o="urn:schemas-microsoft-com:office:office" xmlns:oel="http://schemas.microsoft.com/office/2019/extlst" xmlns:r="http://schemas.openxmlformats.org/officeDocument/2006/relationships" xmlns:m="http://schemas.openxmlformats.org/officeDocument/2006/math" xmlns:v="urn:schemas-microsoft-com:vml" xmlns:wp14="http://schemas.microsoft.com/office/word/2010/wordprocessingDrawing" xmlns:wp="http://schemas.openxmlformats.org/drawingml/2006/wordprocessingDrawing" xmlns:w10="urn:schemas-microsoft-com:office:word" xmlns:w="http://schemas.openxmlformats.org/wordprocessingml/2006/main" xmlns:w14="http://schemas.microsoft.com/office/word/2010/wordml" xmlns:w15="http://schemas.microsoft.com/office/word/2012/wordml" xmlns:w16cex="http://schemas.microsoft.com/office/word/2018/wordml/cex" xmlns:w16cid="http://schemas.microsoft.com/office/word/2016/wordml/cid" xmlns:w16="http://schemas.microsoft.com/office/word/2018/wordml" xmlns:w16sdtdh="http://schemas.microsoft.com/office/word/2020/wordml/sdtdatahash" xmlns:w16se="http://schemas.microsoft.com/office/word/2015/wordml/symex" xmlns:wpg="http://schemas.microsoft.com/office/word/2010/wordprocessingGroup" xmlns:wpi="http://schemas.microsoft.com/office/word/2010/wordprocessingInk" xmlns:wne="http://schemas.microsoft.com/office/word/2006/wordml" xmlns:wps="http://schemas.microsoft.com/office/word/2010/wordprocessingShape" mc:Ignorable="w14 w15 w16se w16cid w16 w16cex w16sdtdh wp14">
+<w:document xmlns:wpc="http://schemas.microsoft.com/office/word/2010/wordprocessingCanvas" xmlns:cx="http://schemas.microsoft.com/office/drawing/2014/chartex" xmlns:cx1="http://schemas.microsoft.com/office/drawing/2015/9/8/chartex" xmlns:cx2="http://schemas.microsoft.com/office/drawing/2015/10/21/chartex" xmlns:cx3="http://schemas.microsoft.com/office/drawing/2016/5/9/chartex" xmlns:cx4="http://schemas.microsoft.com/office/drawing/2016/5/10/chartex" xmlns:cx5="http://schemas.microsoft.com/office/drawing/2016/5/11/chartex" xmlns:cx6="http://schemas.microsoft.com/office/drawing/2016/5/12/chartex" xmlns:cx7="http://schemas.microsoft.com/office/drawing/2016/5/13/chartex" xmlns:cx8="http://schemas.microsoft.com/office/drawing/2016/5/14/chartex" xmlns:mc="http://schemas.openxmlformats.org/markup-compatibility/2006" xmlns:aink="http://schemas.microsoft.com/office/drawing/2016/ink" xmlns:am3d="http://schemas.microsoft.com/office/drawing/2017/model3d" xmlns:o="urn:schemas-microsoft-com:office:office" xmlns:oel="http://schemas.microsoft.com/office/2019/extlst" xmlns:r="http://schemas.openxmlformats.org/officeDocument/2006/relationships" xmlns:m="http://schemas.openxmlformats.org/officeDocument/2006/math" xmlns:v="urn:schemas-microsoft-com:vml" xmlns:wp14="http://schemas.microsoft.com/office/word/2010/wordprocessingDrawing" xmlns:wp="http://schemas.openxmlformats.org/drawingml/2006/wordprocessingDrawing" xmlns:w10="urn:schemas-microsoft-com:office:word" xmlns:w="http://schemas.openxmlformats.org/wordprocessingml/2006/main" xmlns:w14="http://schemas.microsoft.com/office/word/2010/wordml" xmlns:w15="http://schemas.microsoft.com/office/word/2012/wordml" xmlns:w16cex="http://schemas.microsoft.com/office/word/2018/wordml/cex" xmlns:w16cid="http://schemas.microsoft.com/office/word/2016/wordml/cid" xmlns:w16="http://schemas.microsoft.com/office/word/2018/wordml" xmlns:w16du="http://schemas.microsoft.com/office/word/2023/wordml/word16du" xmlns:w16sdtdh="http://schemas.microsoft.com/office/word/2020/wordml/sdtdatahash" xmlns:w16se="http://schemas.microsoft.com/office/word/2015/wordml/symex" xmlns:wpg="http://schemas.microsoft.com/office/word/2010/wordprocessingGroup" xmlns:wpi="http://schemas.microsoft.com/office/word/2010/wordprocessingInk" xmlns:wne="http://schemas.microsoft.com/office/word/2006/wordml" xmlns:wps="http://schemas.microsoft.com/office/word/2010/wordprocessingShape" mc:Ignorable="w14 w15 w16se w16cid w16 w16cex w16sdtdh w16du wp14">
   <w:body>
     <w:p>
       <w:pPr>
         <w:spacing w:after="0" w:line="240" w:lineRule="auto"/>
+        <w:ind w:left="708" w:hanging="708"/>
         <w:outlineLvl w:val="0"/>
         <w:rPr>
           <w:rFonts w:eastAsia="Times New Roman" w:cstheme="minorHAnsi"/>
@@ -162,7 +163,7 @@
                 <w:noProof/>
               </w:rPr>
               <w:pict w14:anchorId="4B0C6D8E">
-                <v:shape id="_x0000_i1027" type="#_x0000_t75" alt="Email 1" style="width:19.05pt;height:19.05pt;visibility:visible;mso-wrap-style:square;mso-width-percent:0;mso-height-percent:0;mso-width-percent:0;mso-height-percent:0">
+                <v:shape id="_x0000_i1027" type="#_x0000_t75" alt="Email 1" style="width:19.15pt;height:19.15pt;visibility:visible;mso-wrap-style:square;mso-width-percent:0;mso-height-percent:0;mso-width-percent:0;mso-height-percent:0">
                   <v:imagedata r:id="rId7" o:title="Email 1"/>
                 </v:shape>
               </w:pict>
@@ -225,7 +226,7 @@
                 <w:noProof/>
               </w:rPr>
               <w:pict w14:anchorId="217811D3">
-                <v:shape id="_x0000_i1026" type="#_x0000_t75" alt="Twitter 1" style="width:19.05pt;height:19.05pt;visibility:visible;mso-wrap-style:square;mso-width-percent:0;mso-height-percent:0;mso-width-percent:0;mso-height-percent:0">
+                <v:shape id="_x0000_i1026" type="#_x0000_t75" alt="Twitter 1" style="width:19.15pt;height:19.15pt;visibility:visible;mso-wrap-style:square;mso-width-percent:0;mso-height-percent:0;mso-width-percent:0;mso-height-percent:0">
                   <v:imagedata r:id="rId9" o:title="Twitter 1"/>
                 </v:shape>
               </w:pict>
@@ -288,7 +289,7 @@
                 <w:noProof/>
               </w:rPr>
               <w:pict w14:anchorId="388AE024">
-                <v:shape id="_x0000_i1025" type="#_x0000_t75" alt="Github 1" style="width:19.05pt;height:19.05pt;visibility:visible;mso-wrap-style:square;mso-width-percent:0;mso-height-percent:0;mso-width-percent:0;mso-height-percent:0">
+                <v:shape id="_x0000_i1025" type="#_x0000_t75" alt="Github 1" style="width:19.15pt;height:19.15pt;visibility:visible;mso-wrap-style:square;mso-width-percent:0;mso-height-percent:0;mso-width-percent:0;mso-height-percent:0">
                   <v:imagedata r:id="rId11" o:title="Github 1"/>
                 </v:shape>
               </w:pict>
@@ -908,7 +909,7 @@
           <w:shd w:val="clear" w:color="auto" w:fill="FFFFFF"/>
           <w:lang w:val="en-US"/>
         </w:rPr>
-        <w:t xml:space="preserve">Helping </w:t>
+        <w:t xml:space="preserve">At </w:t>
       </w:r>
       <w:proofErr w:type="spellStart"/>
       <w:r>
@@ -932,9 +933,12 @@
           <w:shd w:val="clear" w:color="auto" w:fill="FFFFFF"/>
           <w:lang w:val="en-US"/>
         </w:rPr>
-        <w:t xml:space="preserve"> </w:t>
-      </w:r>
-      <w:r>
+        <w:t>, I lead core engineering initiatives for a peer assessment platform serving North American universities.</w:t>
+      </w:r>
+    </w:p>
+    <w:p>
+      <w:pPr>
+        <w:spacing w:after="0" w:line="240" w:lineRule="auto"/>
         <w:rPr>
           <w:rFonts w:cstheme="minorHAnsi"/>
           <w:color w:val="333333"/>
@@ -943,9 +947,11 @@
           <w:shd w:val="clear" w:color="auto" w:fill="FFFFFF"/>
           <w:lang w:val="en-US"/>
         </w:rPr>
-        <w:t xml:space="preserve">build a first-class </w:t>
-      </w:r>
-      <w:r>
+      </w:pPr>
+    </w:p>
+    <w:p>
+      <w:pPr>
+        <w:spacing w:after="0" w:line="240" w:lineRule="auto"/>
         <w:rPr>
           <w:rFonts w:cstheme="minorHAnsi"/>
           <w:color w:val="333333"/>
@@ -954,7 +960,175 @@
           <w:shd w:val="clear" w:color="auto" w:fill="FFFFFF"/>
           <w:lang w:val="en-US"/>
         </w:rPr>
-        <w:t>peer-grading platform that distributes fair and accurate assessments by harnessing collective intelligence to simplify workflows and reduce turnaround time on feedback.</w:t>
+      </w:pPr>
+      <w:r>
+        <w:rPr>
+          <w:rFonts w:cstheme="minorHAnsi"/>
+          <w:color w:val="333333"/>
+          <w:sz w:val="20"/>
+          <w:szCs w:val="20"/>
+          <w:shd w:val="clear" w:color="auto" w:fill="FFFFFF"/>
+          <w:lang w:val="en-US"/>
+        </w:rPr>
+        <w:t>Key highlights:</w:t>
+      </w:r>
+    </w:p>
+    <w:p>
+      <w:pPr>
+        <w:spacing w:after="0" w:line="240" w:lineRule="auto"/>
+        <w:rPr>
+          <w:rFonts w:cstheme="minorHAnsi"/>
+          <w:color w:val="333333"/>
+          <w:sz w:val="20"/>
+          <w:szCs w:val="20"/>
+          <w:shd w:val="clear" w:color="auto" w:fill="FFFFFF"/>
+          <w:lang w:val="en-US"/>
+        </w:rPr>
+      </w:pPr>
+    </w:p>
+    <w:p>
+      <w:pPr>
+        <w:pStyle w:val="ListParagraph"/>
+        <w:numPr>
+          <w:ilvl w:val="0"/>
+          <w:numId w:val="17"/>
+        </w:numPr>
+        <w:spacing w:after="0" w:line="240" w:lineRule="auto"/>
+        <w:rPr>
+          <w:rFonts w:cstheme="minorHAnsi"/>
+          <w:color w:val="333333"/>
+          <w:sz w:val="20"/>
+          <w:szCs w:val="20"/>
+          <w:shd w:val="clear" w:color="auto" w:fill="FFFFFF"/>
+          <w:lang w:val="en-US"/>
+        </w:rPr>
+      </w:pPr>
+      <w:r>
+        <w:rPr>
+          <w:rFonts w:cstheme="minorHAnsi"/>
+          <w:color w:val="333333"/>
+          <w:sz w:val="20"/>
+          <w:szCs w:val="20"/>
+          <w:shd w:val="clear" w:color="auto" w:fill="FFFFFF"/>
+          <w:lang w:val="en-US"/>
+        </w:rPr>
+        <w:t>Led complex database migration from MongoDB to PostgreSQL</w:t>
+      </w:r>
+    </w:p>
+    <w:p>
+      <w:pPr>
+        <w:pStyle w:val="ListParagraph"/>
+        <w:numPr>
+          <w:ilvl w:val="0"/>
+          <w:numId w:val="17"/>
+        </w:numPr>
+        <w:spacing w:after="0" w:line="240" w:lineRule="auto"/>
+        <w:rPr>
+          <w:rFonts w:cstheme="minorHAnsi"/>
+          <w:color w:val="333333"/>
+          <w:sz w:val="20"/>
+          <w:szCs w:val="20"/>
+          <w:shd w:val="clear" w:color="auto" w:fill="FFFFFF"/>
+          <w:lang w:val="en-US"/>
+        </w:rPr>
+      </w:pPr>
+      <w:r>
+        <w:rPr>
+          <w:rFonts w:cstheme="minorHAnsi"/>
+          <w:color w:val="333333"/>
+          <w:sz w:val="20"/>
+          <w:szCs w:val="20"/>
+          <w:shd w:val="clear" w:color="auto" w:fill="FFFFFF"/>
+          <w:lang w:val="en-US"/>
+        </w:rPr>
+        <w:t>Established comprehensive E2E testing framework using Cypress, increasing test coverage by 150%</w:t>
+      </w:r>
+    </w:p>
+    <w:p>
+      <w:pPr>
+        <w:pStyle w:val="ListParagraph"/>
+        <w:numPr>
+          <w:ilvl w:val="0"/>
+          <w:numId w:val="17"/>
+        </w:numPr>
+        <w:spacing w:after="0" w:line="240" w:lineRule="auto"/>
+        <w:rPr>
+          <w:rFonts w:cstheme="minorHAnsi"/>
+          <w:color w:val="333333"/>
+          <w:sz w:val="20"/>
+          <w:szCs w:val="20"/>
+          <w:shd w:val="clear" w:color="auto" w:fill="FFFFFF"/>
+          <w:lang w:val="en-US"/>
+        </w:rPr>
+      </w:pPr>
+      <w:r>
+        <w:rPr>
+          <w:rFonts w:cstheme="minorHAnsi"/>
+          <w:color w:val="333333"/>
+          <w:sz w:val="20"/>
+          <w:szCs w:val="20"/>
+          <w:shd w:val="clear" w:color="auto" w:fill="FFFFFF"/>
+          <w:lang w:val="en-US"/>
+        </w:rPr>
+        <w:t>Optimized developer workflows and CI/CD pipelines, reducing build times by 50%</w:t>
+      </w:r>
+    </w:p>
+    <w:p>
+      <w:pPr>
+        <w:pStyle w:val="ListParagraph"/>
+        <w:numPr>
+          <w:ilvl w:val="0"/>
+          <w:numId w:val="17"/>
+        </w:numPr>
+        <w:spacing w:after="0" w:line="240" w:lineRule="auto"/>
+        <w:rPr>
+          <w:rFonts w:cstheme="minorHAnsi"/>
+          <w:color w:val="333333"/>
+          <w:sz w:val="20"/>
+          <w:szCs w:val="20"/>
+          <w:shd w:val="clear" w:color="auto" w:fill="FFFFFF"/>
+          <w:lang w:val="en-US"/>
+        </w:rPr>
+      </w:pPr>
+      <w:r>
+        <w:rPr>
+          <w:rFonts w:cstheme="minorHAnsi"/>
+          <w:color w:val="333333"/>
+          <w:sz w:val="20"/>
+          <w:szCs w:val="20"/>
+          <w:shd w:val="clear" w:color="auto" w:fill="FFFFFF"/>
+          <w:lang w:val="en-US"/>
+        </w:rPr>
+        <w:t>Architected new product using Cloudflare stack (Pages, Workers, D1) and Lexical editor</w:t>
+      </w:r>
+    </w:p>
+    <w:p>
+      <w:pPr>
+        <w:pStyle w:val="ListParagraph"/>
+        <w:numPr>
+          <w:ilvl w:val="0"/>
+          <w:numId w:val="17"/>
+        </w:numPr>
+        <w:spacing w:after="0" w:line="240" w:lineRule="auto"/>
+        <w:rPr>
+          <w:rFonts w:cstheme="minorHAnsi"/>
+          <w:color w:val="333333"/>
+          <w:sz w:val="20"/>
+          <w:szCs w:val="20"/>
+          <w:shd w:val="clear" w:color="auto" w:fill="FFFFFF"/>
+          <w:lang w:val="en-US"/>
+        </w:rPr>
+      </w:pPr>
+      <w:r>
+        <w:rPr>
+          <w:rFonts w:cstheme="minorHAnsi"/>
+          <w:color w:val="333333"/>
+          <w:sz w:val="20"/>
+          <w:szCs w:val="20"/>
+          <w:shd w:val="clear" w:color="auto" w:fill="FFFFFF"/>
+          <w:lang w:val="en-US"/>
+        </w:rPr>
+        <w:t>Conducted technical interviews and mentored team on best practices</w:t>
       </w:r>
     </w:p>
     <w:p>
@@ -1236,30 +1410,13 @@
           <w:shd w:val="clear" w:color="auto" w:fill="FFFFFF"/>
           <w:lang w:val="en-US"/>
         </w:rPr>
-        <w:t xml:space="preserve"> as a Senior Frontend Engineer but quickly started to lead a small team to rewrite the browze.com website experience. Along with amazing product and design teams, we launched the new website in roughly four months of work. The new website had a big performance boost:</w:t>
-      </w:r>
-    </w:p>
-    <w:p>
-      <w:pPr>
-        <w:pStyle w:val="ListParagraph"/>
-        <w:numPr>
-          <w:ilvl w:val="0"/>
-          <w:numId w:val="15"/>
-        </w:numPr>
+        <w:t xml:space="preserve"> as a Senior Frontend Engineer and quickly began leading a small team of 4 engineers to rewrite the browze.com website experience. Through regular mentoring sessions and technical guidance, I helped grow team capabilities while collaborating with product and design teams and launching the project in four months.</w:t>
+      </w:r>
+    </w:p>
+    <w:p>
+      <w:pPr>
         <w:spacing w:after="0" w:line="240" w:lineRule="auto"/>
         <w:outlineLvl w:val="2"/>
-        <w:rPr>
-          <w:rFonts w:ascii="Arial" w:hAnsi="Arial" w:cs="Arial"/>
-          <w:b/>
-          <w:bCs/>
-          <w:color w:val="282828"/>
-          <w:sz w:val="21"/>
-          <w:szCs w:val="21"/>
-          <w:shd w:val="clear" w:color="auto" w:fill="FFFFFF"/>
-          <w:lang w:val="en-US"/>
-        </w:rPr>
-      </w:pPr>
-      <w:r>
         <w:rPr>
           <w:rFonts w:ascii="Arial" w:hAnsi="Arial" w:cs="Arial"/>
           <w:color w:val="282828"/>
@@ -1268,22 +1425,17 @@
           <w:shd w:val="clear" w:color="auto" w:fill="FFFFFF"/>
           <w:lang w:val="en-US"/>
         </w:rPr>
-        <w:t xml:space="preserve">Increased </w:t>
-      </w:r>
-      <w:r>
-        <w:rPr>
-          <w:rFonts w:ascii="Arial" w:hAnsi="Arial" w:cs="Arial"/>
-          <w:b/>
-          <w:bCs/>
-          <w:color w:val="282828"/>
-          <w:sz w:val="21"/>
-          <w:szCs w:val="21"/>
-          <w:shd w:val="clear" w:color="auto" w:fill="FFFFFF"/>
-          <w:lang w:val="en-US"/>
-        </w:rPr>
-        <w:t>conversion</w:t>
-      </w:r>
-      <w:r>
+      </w:pPr>
+    </w:p>
+    <w:p>
+      <w:pPr>
+        <w:pStyle w:val="ListParagraph"/>
+        <w:numPr>
+          <w:ilvl w:val="0"/>
+          <w:numId w:val="19"/>
+        </w:numPr>
+        <w:spacing w:after="0" w:line="240" w:lineRule="auto"/>
+        <w:outlineLvl w:val="2"/>
         <w:rPr>
           <w:rFonts w:ascii="Arial" w:hAnsi="Arial" w:cs="Arial"/>
           <w:color w:val="282828"/>
@@ -1292,31 +1444,8 @@
           <w:shd w:val="clear" w:color="auto" w:fill="FFFFFF"/>
           <w:lang w:val="en-US"/>
         </w:rPr>
-        <w:t xml:space="preserve"> by </w:t>
-      </w:r>
-      <w:r>
-        <w:rPr>
-          <w:rFonts w:ascii="Arial" w:hAnsi="Arial" w:cs="Arial"/>
-          <w:b/>
-          <w:bCs/>
-          <w:color w:val="282828"/>
-          <w:sz w:val="21"/>
-          <w:szCs w:val="21"/>
-          <w:shd w:val="clear" w:color="auto" w:fill="FFFFFF"/>
-          <w:lang w:val="en-US"/>
-        </w:rPr>
-        <w:t>+81%</w:t>
-      </w:r>
-    </w:p>
-    <w:p>
-      <w:pPr>
-        <w:pStyle w:val="ListParagraph"/>
-        <w:numPr>
-          <w:ilvl w:val="0"/>
-          <w:numId w:val="15"/>
-        </w:numPr>
-        <w:spacing w:after="0" w:line="240" w:lineRule="auto"/>
-        <w:outlineLvl w:val="2"/>
+      </w:pPr>
+      <w:r>
         <w:rPr>
           <w:rFonts w:ascii="Arial" w:hAnsi="Arial" w:cs="Arial"/>
           <w:color w:val="282828"/>
@@ -1325,8 +1454,18 @@
           <w:shd w:val="clear" w:color="auto" w:fill="FFFFFF"/>
           <w:lang w:val="en-US"/>
         </w:rPr>
-      </w:pPr>
-      <w:r>
+        <w:t>The new website had a big performance boost:</w:t>
+      </w:r>
+    </w:p>
+    <w:p>
+      <w:pPr>
+        <w:pStyle w:val="ListParagraph"/>
+        <w:numPr>
+          <w:ilvl w:val="0"/>
+          <w:numId w:val="19"/>
+        </w:numPr>
+        <w:spacing w:after="0" w:line="240" w:lineRule="auto"/>
+        <w:outlineLvl w:val="2"/>
         <w:rPr>
           <w:rFonts w:ascii="Arial" w:hAnsi="Arial" w:cs="Arial"/>
           <w:color w:val="282828"/>
@@ -1335,21 +1474,7 @@
           <w:shd w:val="clear" w:color="auto" w:fill="FFFFFF"/>
           <w:lang w:val="en-US"/>
         </w:rPr>
-        <w:t xml:space="preserve">Increased </w:t>
-      </w:r>
-      <w:r>
-        <w:rPr>
-          <w:rFonts w:ascii="Arial" w:hAnsi="Arial" w:cs="Arial"/>
-          <w:b/>
-          <w:bCs/>
-          <w:color w:val="282828"/>
-          <w:sz w:val="21"/>
-          <w:szCs w:val="21"/>
-          <w:shd w:val="clear" w:color="auto" w:fill="FFFFFF"/>
-          <w:lang w:val="en-US"/>
-        </w:rPr>
-        <w:t>checkout completion</w:t>
-      </w:r>
+      </w:pPr>
       <w:r>
         <w:rPr>
           <w:rFonts w:ascii="Arial" w:hAnsi="Arial" w:cs="Arial"/>
@@ -1359,20 +1484,7 @@
           <w:shd w:val="clear" w:color="auto" w:fill="FFFFFF"/>
           <w:lang w:val="en-US"/>
         </w:rPr>
-        <w:t xml:space="preserve"> rates by </w:t>
-      </w:r>
-      <w:r>
-        <w:rPr>
-          <w:rFonts w:ascii="Arial" w:hAnsi="Arial" w:cs="Arial"/>
-          <w:b/>
-          <w:bCs/>
-          <w:color w:val="282828"/>
-          <w:sz w:val="21"/>
-          <w:szCs w:val="21"/>
-          <w:shd w:val="clear" w:color="auto" w:fill="FFFFFF"/>
-          <w:lang w:val="en-US"/>
-        </w:rPr>
-        <w:t>+21%</w:t>
+        <w:t>Increased conversion by +81%</w:t>
       </w:r>
     </w:p>
     <w:p>
@@ -1380,7 +1492,7 @@
         <w:pStyle w:val="ListParagraph"/>
         <w:numPr>
           <w:ilvl w:val="0"/>
-          <w:numId w:val="15"/>
+          <w:numId w:val="19"/>
         </w:numPr>
         <w:spacing w:after="0" w:line="240" w:lineRule="auto"/>
         <w:outlineLvl w:val="2"/>
@@ -1402,22 +1514,18 @@
           <w:shd w:val="clear" w:color="auto" w:fill="FFFFFF"/>
           <w:lang w:val="en-US"/>
         </w:rPr>
-        <w:t>Increased '</w:t>
-      </w:r>
-      <w:r>
-        <w:rPr>
-          <w:rFonts w:ascii="Arial" w:hAnsi="Arial" w:cs="Arial"/>
-          <w:b/>
-          <w:bCs/>
-          <w:color w:val="282828"/>
-          <w:sz w:val="21"/>
-          <w:szCs w:val="21"/>
-          <w:shd w:val="clear" w:color="auto" w:fill="FFFFFF"/>
-          <w:lang w:val="en-US"/>
-        </w:rPr>
-        <w:t>Added to cart</w:t>
-      </w:r>
-      <w:r>
+        <w:t>Increased checkout completion rates by +21%</w:t>
+      </w:r>
+    </w:p>
+    <w:p>
+      <w:pPr>
+        <w:pStyle w:val="ListParagraph"/>
+        <w:numPr>
+          <w:ilvl w:val="0"/>
+          <w:numId w:val="19"/>
+        </w:numPr>
+        <w:spacing w:after="0" w:line="240" w:lineRule="auto"/>
+        <w:outlineLvl w:val="2"/>
         <w:rPr>
           <w:rFonts w:ascii="Arial" w:hAnsi="Arial" w:cs="Arial"/>
           <w:color w:val="282828"/>
@@ -1426,8 +1534,7 @@
           <w:shd w:val="clear" w:color="auto" w:fill="FFFFFF"/>
           <w:lang w:val="en-US"/>
         </w:rPr>
-        <w:t xml:space="preserve">' </w:t>
-      </w:r>
+      </w:pPr>
       <w:r>
         <w:rPr>
           <w:rFonts w:ascii="Arial" w:hAnsi="Arial" w:cs="Arial"/>
@@ -1437,9 +1544,18 @@
           <w:shd w:val="clear" w:color="auto" w:fill="FFFFFF"/>
           <w:lang w:val="en-US"/>
         </w:rPr>
-        <w:t>events</w:t>
-      </w:r>
-      <w:r>
+        <w:t>Increased 'Added to cart' events by +50%</w:t>
+      </w:r>
+    </w:p>
+    <w:p>
+      <w:pPr>
+        <w:pStyle w:val="ListParagraph"/>
+        <w:numPr>
+          <w:ilvl w:val="0"/>
+          <w:numId w:val="19"/>
+        </w:numPr>
+        <w:spacing w:after="0" w:line="240" w:lineRule="auto"/>
+        <w:outlineLvl w:val="2"/>
         <w:rPr>
           <w:rFonts w:ascii="Arial" w:hAnsi="Arial" w:cs="Arial"/>
           <w:color w:val="282828"/>
@@ -1448,31 +1564,8 @@
           <w:shd w:val="clear" w:color="auto" w:fill="FFFFFF"/>
           <w:lang w:val="en-US"/>
         </w:rPr>
-        <w:t xml:space="preserve"> by </w:t>
-      </w:r>
-      <w:r>
-        <w:rPr>
-          <w:rFonts w:ascii="Arial" w:hAnsi="Arial" w:cs="Arial"/>
-          <w:b/>
-          <w:bCs/>
-          <w:color w:val="282828"/>
-          <w:sz w:val="21"/>
-          <w:szCs w:val="21"/>
-          <w:shd w:val="clear" w:color="auto" w:fill="FFFFFF"/>
-          <w:lang w:val="en-US"/>
-        </w:rPr>
-        <w:t>+50%</w:t>
-      </w:r>
-    </w:p>
-    <w:p>
-      <w:pPr>
-        <w:pStyle w:val="ListParagraph"/>
-        <w:numPr>
-          <w:ilvl w:val="0"/>
-          <w:numId w:val="15"/>
-        </w:numPr>
-        <w:spacing w:after="0" w:line="240" w:lineRule="auto"/>
-        <w:outlineLvl w:val="2"/>
+      </w:pPr>
+      <w:r>
         <w:rPr>
           <w:rFonts w:ascii="Arial" w:hAnsi="Arial" w:cs="Arial"/>
           <w:color w:val="282828"/>
@@ -1481,8 +1574,18 @@
           <w:shd w:val="clear" w:color="auto" w:fill="FFFFFF"/>
           <w:lang w:val="en-US"/>
         </w:rPr>
-      </w:pPr>
-      <w:r>
+        <w:t xml:space="preserve">Increased 'Core Web Vitals' metrics in all four categories </w:t>
+      </w:r>
+    </w:p>
+    <w:p>
+      <w:pPr>
+        <w:pStyle w:val="ListParagraph"/>
+        <w:numPr>
+          <w:ilvl w:val="1"/>
+          <w:numId w:val="19"/>
+        </w:numPr>
+        <w:spacing w:after="0" w:line="240" w:lineRule="auto"/>
+        <w:outlineLvl w:val="2"/>
         <w:rPr>
           <w:rFonts w:ascii="Arial" w:hAnsi="Arial" w:cs="Arial"/>
           <w:color w:val="282828"/>
@@ -1491,21 +1594,7 @@
           <w:shd w:val="clear" w:color="auto" w:fill="FFFFFF"/>
           <w:lang w:val="en-US"/>
         </w:rPr>
-        <w:t>Increased '</w:t>
-      </w:r>
-      <w:r>
-        <w:rPr>
-          <w:rFonts w:ascii="Arial" w:hAnsi="Arial" w:cs="Arial"/>
-          <w:b/>
-          <w:bCs/>
-          <w:color w:val="282828"/>
-          <w:sz w:val="21"/>
-          <w:szCs w:val="21"/>
-          <w:shd w:val="clear" w:color="auto" w:fill="FFFFFF"/>
-          <w:lang w:val="en-US"/>
-        </w:rPr>
-        <w:t>Core Web Vitals</w:t>
-      </w:r>
+      </w:pPr>
       <w:r>
         <w:rPr>
           <w:rFonts w:ascii="Arial" w:hAnsi="Arial" w:cs="Arial"/>
@@ -1515,7 +1604,7 @@
           <w:shd w:val="clear" w:color="auto" w:fill="FFFFFF"/>
           <w:lang w:val="en-US"/>
         </w:rPr>
-        <w:t xml:space="preserve">' metrics in all four categories </w:t>
+        <w:t>performance from 2 to 62 (+3100%)</w:t>
       </w:r>
     </w:p>
     <w:p>
@@ -1523,7 +1612,7 @@
         <w:pStyle w:val="ListParagraph"/>
         <w:numPr>
           <w:ilvl w:val="1"/>
-          <w:numId w:val="15"/>
+          <w:numId w:val="19"/>
         </w:numPr>
         <w:spacing w:after="0" w:line="240" w:lineRule="auto"/>
         <w:outlineLvl w:val="2"/>
@@ -1545,22 +1634,18 @@
           <w:shd w:val="clear" w:color="auto" w:fill="FFFFFF"/>
           <w:lang w:val="en-US"/>
         </w:rPr>
-        <w:t>performance from 2 to 62 (</w:t>
-      </w:r>
-      <w:r>
-        <w:rPr>
-          <w:rFonts w:ascii="Arial" w:hAnsi="Arial" w:cs="Arial"/>
-          <w:b/>
-          <w:bCs/>
-          <w:color w:val="282828"/>
-          <w:sz w:val="21"/>
-          <w:szCs w:val="21"/>
-          <w:shd w:val="clear" w:color="auto" w:fill="FFFFFF"/>
-          <w:lang w:val="en-US"/>
-        </w:rPr>
-        <w:t>+3100%</w:t>
-      </w:r>
-      <w:r>
+        <w:t>accessibility from 74 to 98 (+32%)</w:t>
+      </w:r>
+    </w:p>
+    <w:p>
+      <w:pPr>
+        <w:pStyle w:val="ListParagraph"/>
+        <w:numPr>
+          <w:ilvl w:val="1"/>
+          <w:numId w:val="19"/>
+        </w:numPr>
+        <w:spacing w:after="0" w:line="240" w:lineRule="auto"/>
+        <w:outlineLvl w:val="2"/>
         <w:rPr>
           <w:rFonts w:ascii="Arial" w:hAnsi="Arial" w:cs="Arial"/>
           <w:color w:val="282828"/>
@@ -1569,18 +1654,8 @@
           <w:shd w:val="clear" w:color="auto" w:fill="FFFFFF"/>
           <w:lang w:val="en-US"/>
         </w:rPr>
-        <w:t>)</w:t>
-      </w:r>
-    </w:p>
-    <w:p>
-      <w:pPr>
-        <w:pStyle w:val="ListParagraph"/>
-        <w:numPr>
-          <w:ilvl w:val="1"/>
-          <w:numId w:val="15"/>
-        </w:numPr>
-        <w:spacing w:after="0" w:line="240" w:lineRule="auto"/>
-        <w:outlineLvl w:val="2"/>
+      </w:pPr>
+      <w:r>
         <w:rPr>
           <w:rFonts w:ascii="Arial" w:hAnsi="Arial" w:cs="Arial"/>
           <w:color w:val="282828"/>
@@ -1589,8 +1664,18 @@
           <w:shd w:val="clear" w:color="auto" w:fill="FFFFFF"/>
           <w:lang w:val="en-US"/>
         </w:rPr>
-      </w:pPr>
-      <w:r>
+        <w:t>best practices from 73 to 92 (+24%)</w:t>
+      </w:r>
+    </w:p>
+    <w:p>
+      <w:pPr>
+        <w:pStyle w:val="ListParagraph"/>
+        <w:numPr>
+          <w:ilvl w:val="1"/>
+          <w:numId w:val="19"/>
+        </w:numPr>
+        <w:spacing w:after="0" w:line="240" w:lineRule="auto"/>
+        <w:outlineLvl w:val="2"/>
         <w:rPr>
           <w:rFonts w:ascii="Arial" w:hAnsi="Arial" w:cs="Arial"/>
           <w:color w:val="282828"/>
@@ -1599,21 +1684,7 @@
           <w:shd w:val="clear" w:color="auto" w:fill="FFFFFF"/>
           <w:lang w:val="en-US"/>
         </w:rPr>
-        <w:t>accessibility from 74 to 98 (</w:t>
-      </w:r>
-      <w:r>
-        <w:rPr>
-          <w:rFonts w:ascii="Arial" w:hAnsi="Arial" w:cs="Arial"/>
-          <w:b/>
-          <w:bCs/>
-          <w:color w:val="282828"/>
-          <w:sz w:val="21"/>
-          <w:szCs w:val="21"/>
-          <w:shd w:val="clear" w:color="auto" w:fill="FFFFFF"/>
-          <w:lang w:val="en-US"/>
-        </w:rPr>
-        <w:t>+32%</w:t>
-      </w:r>
+      </w:pPr>
       <w:r>
         <w:rPr>
           <w:rFonts w:ascii="Arial" w:hAnsi="Arial" w:cs="Arial"/>
@@ -1623,16 +1694,11 @@
           <w:shd w:val="clear" w:color="auto" w:fill="FFFFFF"/>
           <w:lang w:val="en-US"/>
         </w:rPr>
-        <w:t>)</w:t>
-      </w:r>
-    </w:p>
-    <w:p>
-      <w:pPr>
-        <w:pStyle w:val="ListParagraph"/>
-        <w:numPr>
-          <w:ilvl w:val="1"/>
-          <w:numId w:val="15"/>
-        </w:numPr>
+        <w:t>SEO from 85 to 100 (+19%)</w:t>
+      </w:r>
+    </w:p>
+    <w:p>
+      <w:pPr>
         <w:spacing w:after="0" w:line="240" w:lineRule="auto"/>
         <w:outlineLvl w:val="2"/>
         <w:rPr>
@@ -1644,7 +1710,11 @@
           <w:lang w:val="en-US"/>
         </w:rPr>
       </w:pPr>
-      <w:r>
+    </w:p>
+    <w:p>
+      <w:pPr>
+        <w:spacing w:after="0" w:line="240" w:lineRule="auto"/>
+        <w:outlineLvl w:val="2"/>
         <w:rPr>
           <w:rFonts w:ascii="Arial" w:hAnsi="Arial" w:cs="Arial"/>
           <w:color w:val="282828"/>
@@ -1653,21 +1723,7 @@
           <w:shd w:val="clear" w:color="auto" w:fill="FFFFFF"/>
           <w:lang w:val="en-US"/>
         </w:rPr>
-        <w:t>best practices from 73 to 92 (</w:t>
-      </w:r>
-      <w:r>
-        <w:rPr>
-          <w:rFonts w:ascii="Arial" w:hAnsi="Arial" w:cs="Arial"/>
-          <w:b/>
-          <w:bCs/>
-          <w:color w:val="282828"/>
-          <w:sz w:val="21"/>
-          <w:szCs w:val="21"/>
-          <w:shd w:val="clear" w:color="auto" w:fill="FFFFFF"/>
-          <w:lang w:val="en-US"/>
-        </w:rPr>
-        <w:t>+24%</w:t>
-      </w:r>
+      </w:pPr>
       <w:r>
         <w:rPr>
           <w:rFonts w:ascii="Arial" w:hAnsi="Arial" w:cs="Arial"/>
@@ -1677,18 +1733,10 @@
           <w:shd w:val="clear" w:color="auto" w:fill="FFFFFF"/>
           <w:lang w:val="en-US"/>
         </w:rPr>
-        <w:t>)</w:t>
-      </w:r>
-    </w:p>
-    <w:p>
-      <w:pPr>
-        <w:pStyle w:val="ListParagraph"/>
-        <w:numPr>
-          <w:ilvl w:val="1"/>
-          <w:numId w:val="15"/>
-        </w:numPr>
-        <w:spacing w:after="0" w:line="240" w:lineRule="auto"/>
-        <w:outlineLvl w:val="2"/>
+        <w:t xml:space="preserve">Performance was always the goal, and that's why we built </w:t>
+      </w:r>
+      <w:proofErr w:type="spellStart"/>
+      <w:r>
         <w:rPr>
           <w:rFonts w:ascii="Arial" w:hAnsi="Arial" w:cs="Arial"/>
           <w:color w:val="282828"/>
@@ -1697,7 +1745,9 @@
           <w:shd w:val="clear" w:color="auto" w:fill="FFFFFF"/>
           <w:lang w:val="en-US"/>
         </w:rPr>
-      </w:pPr>
+        <w:t>Browze</w:t>
+      </w:r>
+      <w:proofErr w:type="spellEnd"/>
       <w:r>
         <w:rPr>
           <w:rFonts w:ascii="Arial" w:hAnsi="Arial" w:cs="Arial"/>
@@ -1707,22 +1757,13 @@
           <w:shd w:val="clear" w:color="auto" w:fill="FFFFFF"/>
           <w:lang w:val="en-US"/>
         </w:rPr>
-        <w:t>SEO from 85 to 100 (</w:t>
-      </w:r>
-      <w:r>
-        <w:rPr>
-          <w:rFonts w:ascii="Arial" w:hAnsi="Arial" w:cs="Arial"/>
-          <w:b/>
-          <w:bCs/>
-          <w:color w:val="282828"/>
-          <w:sz w:val="21"/>
-          <w:szCs w:val="21"/>
-          <w:shd w:val="clear" w:color="auto" w:fill="FFFFFF"/>
-          <w:lang w:val="en-US"/>
-        </w:rPr>
-        <w:t>+19%</w:t>
-      </w:r>
-      <w:r>
+        <w:t xml:space="preserve"> 2.0 with Next.js (React), leveraging ISR (Incremental Static Regeneration) to its fullest (including dynamic invalidation when any data changed). Effectively, we served raw .html files. When you do nothing, you can scale infinitely!</w:t>
+      </w:r>
+    </w:p>
+    <w:p>
+      <w:pPr>
+        <w:spacing w:after="0" w:line="240" w:lineRule="auto"/>
+        <w:outlineLvl w:val="2"/>
         <w:rPr>
           <w:rFonts w:ascii="Arial" w:hAnsi="Arial" w:cs="Arial"/>
           <w:color w:val="282828"/>
@@ -1731,8 +1772,7 @@
           <w:shd w:val="clear" w:color="auto" w:fill="FFFFFF"/>
           <w:lang w:val="en-US"/>
         </w:rPr>
-        <w:t>)</w:t>
-      </w:r>
+      </w:pPr>
     </w:p>
     <w:p>
       <w:pPr>
@@ -1747,11 +1787,7 @@
           <w:lang w:val="en-US"/>
         </w:rPr>
       </w:pPr>
-    </w:p>
-    <w:p>
-      <w:pPr>
-        <w:spacing w:after="0" w:line="240" w:lineRule="auto"/>
-        <w:outlineLvl w:val="2"/>
+      <w:r>
         <w:rPr>
           <w:rFonts w:ascii="Arial" w:hAnsi="Arial" w:cs="Arial"/>
           <w:color w:val="282828"/>
@@ -1760,8 +1796,18 @@
           <w:shd w:val="clear" w:color="auto" w:fill="FFFFFF"/>
           <w:lang w:val="en-US"/>
         </w:rPr>
-      </w:pPr>
-      <w:r>
+        <w:t>On top of that, my team:</w:t>
+      </w:r>
+    </w:p>
+    <w:p>
+      <w:pPr>
+        <w:pStyle w:val="ListParagraph"/>
+        <w:numPr>
+          <w:ilvl w:val="0"/>
+          <w:numId w:val="18"/>
+        </w:numPr>
+        <w:spacing w:after="0" w:line="240" w:lineRule="auto"/>
+        <w:outlineLvl w:val="2"/>
         <w:rPr>
           <w:rFonts w:ascii="Arial" w:hAnsi="Arial" w:cs="Arial"/>
           <w:color w:val="282828"/>
@@ -1770,9 +1816,7 @@
           <w:shd w:val="clear" w:color="auto" w:fill="FFFFFF"/>
           <w:lang w:val="en-US"/>
         </w:rPr>
-        <w:t xml:space="preserve">Performance was always the goal, and that's why we built </w:t>
-      </w:r>
-      <w:proofErr w:type="spellStart"/>
+      </w:pPr>
       <w:r>
         <w:rPr>
           <w:rFonts w:ascii="Arial" w:hAnsi="Arial" w:cs="Arial"/>
@@ -1782,10 +1826,18 @@
           <w:shd w:val="clear" w:color="auto" w:fill="FFFFFF"/>
           <w:lang w:val="en-US"/>
         </w:rPr>
-        <w:t>Browze</w:t>
-      </w:r>
-      <w:proofErr w:type="spellEnd"/>
-      <w:r>
+        <w:t>Created a React-based design system with Tailwind CSS, and TypeScript</w:t>
+      </w:r>
+    </w:p>
+    <w:p>
+      <w:pPr>
+        <w:pStyle w:val="ListParagraph"/>
+        <w:numPr>
+          <w:ilvl w:val="0"/>
+          <w:numId w:val="18"/>
+        </w:numPr>
+        <w:spacing w:after="0" w:line="240" w:lineRule="auto"/>
+        <w:outlineLvl w:val="2"/>
         <w:rPr>
           <w:rFonts w:ascii="Arial" w:hAnsi="Arial" w:cs="Arial"/>
           <w:color w:val="282828"/>
@@ -1794,21 +1846,7 @@
           <w:shd w:val="clear" w:color="auto" w:fill="FFFFFF"/>
           <w:lang w:val="en-US"/>
         </w:rPr>
-        <w:t xml:space="preserve"> 2.0 with </w:t>
-      </w:r>
-      <w:r>
-        <w:rPr>
-          <w:rFonts w:ascii="Arial" w:hAnsi="Arial" w:cs="Arial"/>
-          <w:b/>
-          <w:bCs/>
-          <w:color w:val="282828"/>
-          <w:sz w:val="21"/>
-          <w:szCs w:val="21"/>
-          <w:shd w:val="clear" w:color="auto" w:fill="FFFFFF"/>
-          <w:lang w:val="en-US"/>
-        </w:rPr>
-        <w:t>Next.js (React)</w:t>
-      </w:r>
+      </w:pPr>
       <w:r>
         <w:rPr>
           <w:rFonts w:ascii="Arial" w:hAnsi="Arial" w:cs="Arial"/>
@@ -1818,249 +1856,8 @@
           <w:shd w:val="clear" w:color="auto" w:fill="FFFFFF"/>
           <w:lang w:val="en-US"/>
         </w:rPr>
-        <w:t>, leveraging ISR (Incremental Stati</w:t>
-      </w:r>
-      <w:r>
-        <w:rPr>
-          <w:rFonts w:ascii="Arial" w:hAnsi="Arial" w:cs="Arial"/>
-          <w:color w:val="282828"/>
-          <w:sz w:val="21"/>
-          <w:szCs w:val="21"/>
-          <w:shd w:val="clear" w:color="auto" w:fill="FFFFFF"/>
-          <w:lang w:val="en-US"/>
-        </w:rPr>
-        <w:t>c</w:t>
-      </w:r>
-      <w:r>
-        <w:rPr>
-          <w:rFonts w:ascii="Arial" w:hAnsi="Arial" w:cs="Arial"/>
-          <w:color w:val="282828"/>
-          <w:sz w:val="21"/>
-          <w:szCs w:val="21"/>
-          <w:shd w:val="clear" w:color="auto" w:fill="FFFFFF"/>
-          <w:lang w:val="en-US"/>
-        </w:rPr>
-        <w:t xml:space="preserve"> Regeneration) to its fullest (including dynamic invalidation when any data changed). Effectively, we served raw .html files. When you do nothing, you can scale infinitely!</w:t>
-      </w:r>
-    </w:p>
-    <w:p>
-      <w:pPr>
-        <w:spacing w:after="0" w:line="240" w:lineRule="auto"/>
-        <w:outlineLvl w:val="2"/>
-        <w:rPr>
-          <w:rFonts w:ascii="Arial" w:hAnsi="Arial" w:cs="Arial"/>
-          <w:color w:val="282828"/>
-          <w:sz w:val="21"/>
-          <w:szCs w:val="21"/>
-          <w:shd w:val="clear" w:color="auto" w:fill="FFFFFF"/>
-          <w:lang w:val="en-US"/>
-        </w:rPr>
-      </w:pPr>
-    </w:p>
-    <w:p>
-      <w:pPr>
-        <w:spacing w:after="0" w:line="240" w:lineRule="auto"/>
-        <w:outlineLvl w:val="2"/>
-        <w:rPr>
-          <w:rFonts w:ascii="Arial" w:hAnsi="Arial" w:cs="Arial"/>
-          <w:color w:val="282828"/>
-          <w:sz w:val="21"/>
-          <w:szCs w:val="21"/>
-          <w:shd w:val="clear" w:color="auto" w:fill="FFFFFF"/>
-          <w:lang w:val="en-US"/>
-        </w:rPr>
-      </w:pPr>
-      <w:r>
-        <w:rPr>
-          <w:rFonts w:ascii="Arial" w:hAnsi="Arial" w:cs="Arial"/>
-          <w:color w:val="282828"/>
-          <w:sz w:val="21"/>
-          <w:szCs w:val="21"/>
-          <w:shd w:val="clear" w:color="auto" w:fill="FFFFFF"/>
-          <w:lang w:val="en-US"/>
-        </w:rPr>
-        <w:t>On top of that, my team:</w:t>
-      </w:r>
-    </w:p>
-    <w:p>
-      <w:pPr>
-        <w:pStyle w:val="ListParagraph"/>
-        <w:numPr>
-          <w:ilvl w:val="0"/>
-          <w:numId w:val="16"/>
-        </w:numPr>
-        <w:spacing w:after="0" w:line="240" w:lineRule="auto"/>
-        <w:outlineLvl w:val="2"/>
-        <w:rPr>
-          <w:rFonts w:ascii="Arial" w:hAnsi="Arial" w:cs="Arial"/>
-          <w:color w:val="282828"/>
-          <w:sz w:val="21"/>
-          <w:szCs w:val="21"/>
-          <w:shd w:val="clear" w:color="auto" w:fill="FFFFFF"/>
-          <w:lang w:val="en-US"/>
-        </w:rPr>
-      </w:pPr>
-      <w:r>
-        <w:rPr>
-          <w:rFonts w:ascii="Arial" w:hAnsi="Arial" w:cs="Arial"/>
-          <w:color w:val="282828"/>
-          <w:sz w:val="21"/>
-          <w:szCs w:val="21"/>
-          <w:shd w:val="clear" w:color="auto" w:fill="FFFFFF"/>
-          <w:lang w:val="en-US"/>
-        </w:rPr>
-        <w:t xml:space="preserve">Created a </w:t>
-      </w:r>
-      <w:r>
-        <w:rPr>
-          <w:rFonts w:ascii="Arial" w:hAnsi="Arial" w:cs="Arial"/>
-          <w:b/>
-          <w:bCs/>
-          <w:color w:val="282828"/>
-          <w:sz w:val="21"/>
-          <w:szCs w:val="21"/>
-          <w:shd w:val="clear" w:color="auto" w:fill="FFFFFF"/>
-          <w:lang w:val="en-US"/>
-        </w:rPr>
-        <w:t>React-based Design System</w:t>
-      </w:r>
-      <w:r>
-        <w:rPr>
-          <w:rFonts w:ascii="Arial" w:hAnsi="Arial" w:cs="Arial"/>
-          <w:color w:val="282828"/>
-          <w:sz w:val="21"/>
-          <w:szCs w:val="21"/>
-          <w:shd w:val="clear" w:color="auto" w:fill="FFFFFF"/>
-          <w:lang w:val="en-US"/>
-        </w:rPr>
-        <w:t xml:space="preserve"> with </w:t>
-      </w:r>
-      <w:r>
-        <w:rPr>
-          <w:rFonts w:ascii="Arial" w:hAnsi="Arial" w:cs="Arial"/>
-          <w:b/>
-          <w:bCs/>
-          <w:color w:val="282828"/>
-          <w:sz w:val="21"/>
-          <w:szCs w:val="21"/>
-          <w:shd w:val="clear" w:color="auto" w:fill="FFFFFF"/>
-          <w:lang w:val="en-US"/>
-        </w:rPr>
-        <w:t>Tailwind CSS</w:t>
-      </w:r>
-      <w:r>
-        <w:rPr>
-          <w:rFonts w:ascii="Arial" w:hAnsi="Arial" w:cs="Arial"/>
-          <w:color w:val="282828"/>
-          <w:sz w:val="21"/>
-          <w:szCs w:val="21"/>
-          <w:shd w:val="clear" w:color="auto" w:fill="FFFFFF"/>
-          <w:lang w:val="en-US"/>
-        </w:rPr>
-        <w:t xml:space="preserve">, </w:t>
-      </w:r>
-      <w:r>
-        <w:rPr>
-          <w:rFonts w:ascii="Arial" w:hAnsi="Arial" w:cs="Arial"/>
-          <w:color w:val="282828"/>
-          <w:sz w:val="21"/>
-          <w:szCs w:val="21"/>
-          <w:shd w:val="clear" w:color="auto" w:fill="FFFFFF"/>
-          <w:lang w:val="en-US"/>
-        </w:rPr>
-        <w:t xml:space="preserve">and </w:t>
-      </w:r>
-      <w:r>
-        <w:rPr>
-          <w:rFonts w:ascii="Arial" w:hAnsi="Arial" w:cs="Arial"/>
-          <w:b/>
-          <w:bCs/>
-          <w:color w:val="282828"/>
-          <w:sz w:val="21"/>
-          <w:szCs w:val="21"/>
-          <w:shd w:val="clear" w:color="auto" w:fill="FFFFFF"/>
-          <w:lang w:val="en-US"/>
-        </w:rPr>
-        <w:t>TypeScript</w:t>
-      </w:r>
-    </w:p>
-    <w:p>
-      <w:pPr>
-        <w:pStyle w:val="ListParagraph"/>
-        <w:numPr>
-          <w:ilvl w:val="0"/>
-          <w:numId w:val="16"/>
-        </w:numPr>
-        <w:spacing w:after="0" w:line="240" w:lineRule="auto"/>
-        <w:outlineLvl w:val="2"/>
-        <w:rPr>
-          <w:rFonts w:ascii="Arial" w:hAnsi="Arial" w:cs="Arial"/>
-          <w:color w:val="282828"/>
-          <w:sz w:val="21"/>
-          <w:szCs w:val="21"/>
-          <w:shd w:val="clear" w:color="auto" w:fill="FFFFFF"/>
-          <w:lang w:val="en-US"/>
-        </w:rPr>
-      </w:pPr>
-      <w:r>
-        <w:rPr>
-          <w:rFonts w:ascii="Arial" w:hAnsi="Arial" w:cs="Arial"/>
-          <w:color w:val="282828"/>
-          <w:sz w:val="21"/>
-          <w:szCs w:val="21"/>
-          <w:shd w:val="clear" w:color="auto" w:fill="FFFFFF"/>
-          <w:lang w:val="en-US"/>
-        </w:rPr>
-        <w:t>Used GitHub actions to run CI/CD pipelines (</w:t>
-      </w:r>
-      <w:r>
-        <w:rPr>
-          <w:rFonts w:ascii="Arial" w:hAnsi="Arial" w:cs="Arial"/>
-          <w:color w:val="282828"/>
-          <w:sz w:val="21"/>
-          <w:szCs w:val="21"/>
-          <w:shd w:val="clear" w:color="auto" w:fill="FFFFFF"/>
-          <w:lang w:val="en-US"/>
-        </w:rPr>
-        <w:t xml:space="preserve">using </w:t>
-      </w:r>
-      <w:r>
-        <w:rPr>
-          <w:rFonts w:ascii="Arial" w:hAnsi="Arial" w:cs="Arial"/>
-          <w:b/>
-          <w:bCs/>
-          <w:color w:val="282828"/>
-          <w:sz w:val="21"/>
-          <w:szCs w:val="21"/>
-          <w:shd w:val="clear" w:color="auto" w:fill="FFFFFF"/>
-          <w:lang w:val="en-US"/>
-        </w:rPr>
-        <w:t>Cypress</w:t>
-      </w:r>
-      <w:r>
-        <w:rPr>
-          <w:rFonts w:ascii="Arial" w:hAnsi="Arial" w:cs="Arial"/>
-          <w:color w:val="282828"/>
-          <w:sz w:val="21"/>
-          <w:szCs w:val="21"/>
-          <w:shd w:val="clear" w:color="auto" w:fill="FFFFFF"/>
-          <w:lang w:val="en-US"/>
-        </w:rPr>
-        <w:t xml:space="preserve"> for integration tests)</w:t>
-      </w:r>
-    </w:p>
-    <w:p>
-      <w:pPr>
-        <w:spacing w:after="0" w:line="240" w:lineRule="auto"/>
-        <w:outlineLvl w:val="2"/>
-        <w:rPr>
-          <w:rFonts w:eastAsia="Times New Roman" w:cstheme="minorHAnsi"/>
-          <w:color w:val="F1C40F"/>
-          <w:sz w:val="39"/>
-          <w:szCs w:val="39"/>
-          <w:lang w:val="en-CA" w:eastAsia="pt-BR"/>
-        </w:rPr>
-      </w:pPr>
+        <w:t>Used GitHub actions to run CI/CD pipelines (with Cypress for integration tests)</w:t>
+      </w:r>
     </w:p>
     <w:p>
       <w:pPr>
@@ -2080,67 +1877,24 @@
       <w:pPr>
         <w:spacing w:after="0" w:line="240" w:lineRule="auto"/>
         <w:rPr>
+          <w:rFonts w:cstheme="minorHAnsi"/>
+          <w:color w:val="333333"/>
+          <w:sz w:val="20"/>
+          <w:szCs w:val="20"/>
+          <w:shd w:val="clear" w:color="auto" w:fill="FFFFFF"/>
+          <w:lang w:val="en-US"/>
+        </w:rPr>
+      </w:pPr>
+      <w:r>
+        <w:rPr>
           <w:rFonts w:eastAsia="Times New Roman" w:cstheme="minorHAnsi"/>
           <w:b/>
           <w:bCs/>
           <w:color w:val="333333"/>
           <w:sz w:val="28"/>
           <w:szCs w:val="28"/>
-          <w:lang w:val="en-CA" w:eastAsia="pt-BR"/>
-        </w:rPr>
-      </w:pPr>
-    </w:p>
-    <w:p>
-      <w:pPr>
-        <w:spacing w:after="0" w:line="240" w:lineRule="auto"/>
-        <w:rPr>
-          <w:rFonts w:eastAsia="Times New Roman" w:cstheme="minorHAnsi"/>
-          <w:b/>
-          <w:bCs/>
-          <w:color w:val="333333"/>
-          <w:sz w:val="28"/>
-          <w:szCs w:val="28"/>
-          <w:lang w:val="en-US" w:eastAsia="pt-BR"/>
-        </w:rPr>
-      </w:pPr>
-    </w:p>
-    <w:p>
-      <w:pPr>
-        <w:spacing w:after="0" w:line="240" w:lineRule="auto"/>
-        <w:rPr>
-          <w:rFonts w:eastAsia="Times New Roman" w:cstheme="minorHAnsi"/>
-          <w:b/>
-          <w:bCs/>
-          <w:color w:val="333333"/>
-          <w:sz w:val="28"/>
-          <w:szCs w:val="28"/>
-          <w:lang w:val="en-US" w:eastAsia="pt-BR"/>
-        </w:rPr>
-      </w:pPr>
-    </w:p>
-    <w:p>
-      <w:pPr>
-        <w:spacing w:after="0" w:line="240" w:lineRule="auto"/>
-        <w:rPr>
-          <w:rFonts w:cstheme="minorHAnsi"/>
-          <w:color w:val="333333"/>
-          <w:sz w:val="20"/>
-          <w:szCs w:val="20"/>
-          <w:shd w:val="clear" w:color="auto" w:fill="FFFFFF"/>
-          <w:lang w:val="en-US"/>
-        </w:rPr>
-      </w:pPr>
-      <w:r>
-        <w:rPr>
-          <w:rFonts w:eastAsia="Times New Roman" w:cstheme="minorHAnsi"/>
-          <w:b/>
-          <w:bCs/>
-          <w:color w:val="333333"/>
-          <w:sz w:val="28"/>
-          <w:szCs w:val="28"/>
-          <w:lang w:val="en-US" w:eastAsia="pt-BR"/>
-        </w:rPr>
-        <w:lastRenderedPageBreak/>
+          <w:lang w:val="en-US" w:eastAsia="pt-BR"/>
+        </w:rPr>
         <w:t>Engineering Lead</w:t>
       </w:r>
       <w:r>
@@ -2345,80 +2099,98 @@
     </w:p>
     <w:p>
       <w:pPr>
+        <w:pStyle w:val="ListParagraph"/>
         <w:numPr>
           <w:ilvl w:val="0"/>
-          <w:numId w:val="1"/>
+          <w:numId w:val="20"/>
         </w:numPr>
         <w:spacing w:after="0" w:line="240" w:lineRule="auto"/>
-        <w:ind w:left="495"/>
-        <w:rPr>
-          <w:rFonts w:eastAsia="Times New Roman" w:cstheme="minorHAnsi"/>
-          <w:color w:val="333333"/>
-          <w:sz w:val="24"/>
-          <w:szCs w:val="24"/>
-          <w:lang w:val="en-US" w:eastAsia="pt-BR"/>
-        </w:rPr>
-      </w:pPr>
-      <w:r>
-        <w:rPr>
-          <w:rFonts w:eastAsia="Times New Roman" w:cstheme="minorHAnsi"/>
-          <w:b/>
-          <w:bCs/>
-          <w:color w:val="333333"/>
-          <w:sz w:val="24"/>
-          <w:szCs w:val="24"/>
-          <w:lang w:val="en-US" w:eastAsia="pt-BR"/>
-        </w:rPr>
-        <w:t>Leading a team</w:t>
-      </w:r>
-      <w:r>
-        <w:rPr>
-          <w:rFonts w:eastAsia="Times New Roman" w:cstheme="minorHAnsi"/>
-          <w:color w:val="333333"/>
-          <w:sz w:val="24"/>
-          <w:szCs w:val="24"/>
-          <w:lang w:val="en-US" w:eastAsia="pt-BR"/>
-        </w:rPr>
-        <w:t xml:space="preserve"> of engineers in rebuilding critical services and infrastructure for a big enterprise</w:t>
-      </w:r>
-    </w:p>
-    <w:p>
-      <w:pPr>
+        <w:rPr>
+          <w:rFonts w:eastAsia="Times New Roman" w:cstheme="minorHAnsi"/>
+          <w:color w:val="333333"/>
+          <w:sz w:val="24"/>
+          <w:szCs w:val="24"/>
+          <w:lang w:val="en-US" w:eastAsia="pt-BR"/>
+        </w:rPr>
+      </w:pPr>
+      <w:r>
+        <w:rPr>
+          <w:rFonts w:eastAsia="Times New Roman" w:cstheme="minorHAnsi"/>
+          <w:color w:val="333333"/>
+          <w:sz w:val="24"/>
+          <w:szCs w:val="24"/>
+          <w:lang w:val="en-US" w:eastAsia="pt-BR"/>
+        </w:rPr>
+        <w:t>Leading a team of engineers in rebuilding critical services and infrastructure for a</w:t>
+      </w:r>
+      <w:r>
+        <w:rPr>
+          <w:rFonts w:eastAsia="Times New Roman" w:cstheme="minorHAnsi"/>
+          <w:color w:val="333333"/>
+          <w:sz w:val="24"/>
+          <w:szCs w:val="24"/>
+          <w:lang w:val="en-US" w:eastAsia="pt-BR"/>
+        </w:rPr>
+        <w:t xml:space="preserve"> </w:t>
+      </w:r>
+      <w:r>
+        <w:rPr>
+          <w:rFonts w:eastAsia="Times New Roman" w:cstheme="minorHAnsi"/>
+          <w:color w:val="333333"/>
+          <w:sz w:val="24"/>
+          <w:szCs w:val="24"/>
+          <w:lang w:val="en-US" w:eastAsia="pt-BR"/>
+        </w:rPr>
+        <w:t>big enterprise</w:t>
+      </w:r>
+    </w:p>
+    <w:p>
+      <w:pPr>
+        <w:pStyle w:val="ListParagraph"/>
         <w:numPr>
           <w:ilvl w:val="0"/>
-          <w:numId w:val="1"/>
+          <w:numId w:val="20"/>
         </w:numPr>
         <w:spacing w:after="0" w:line="240" w:lineRule="auto"/>
-        <w:ind w:left="495"/>
-        <w:rPr>
-          <w:rFonts w:eastAsia="Times New Roman" w:cstheme="minorHAnsi"/>
-          <w:b/>
-          <w:bCs/>
-          <w:color w:val="333333"/>
-          <w:sz w:val="24"/>
-          <w:szCs w:val="24"/>
-          <w:lang w:val="en-US" w:eastAsia="pt-BR"/>
-        </w:rPr>
-      </w:pPr>
-      <w:r>
-        <w:rPr>
-          <w:rFonts w:eastAsia="Times New Roman" w:cstheme="minorHAnsi"/>
-          <w:color w:val="333333"/>
-          <w:sz w:val="24"/>
-          <w:szCs w:val="24"/>
-          <w:lang w:val="en-US" w:eastAsia="pt-BR"/>
-        </w:rPr>
-        <w:t>Initial architecture design</w:t>
-      </w:r>
-      <w:r>
-        <w:rPr>
-          <w:rFonts w:eastAsia="Times New Roman" w:cstheme="minorHAnsi"/>
-          <w:color w:val="333333"/>
-          <w:sz w:val="24"/>
-          <w:szCs w:val="24"/>
-          <w:lang w:val="en-US" w:eastAsia="pt-BR"/>
-        </w:rPr>
-        <w:t xml:space="preserve"> and prototype</w:t>
+        <w:rPr>
+          <w:rFonts w:eastAsia="Times New Roman" w:cstheme="minorHAnsi"/>
+          <w:color w:val="333333"/>
+          <w:sz w:val="24"/>
+          <w:szCs w:val="24"/>
+          <w:lang w:val="en-US" w:eastAsia="pt-BR"/>
+        </w:rPr>
+      </w:pPr>
+      <w:r>
+        <w:rPr>
+          <w:rFonts w:eastAsia="Times New Roman" w:cstheme="minorHAnsi"/>
+          <w:color w:val="333333"/>
+          <w:sz w:val="24"/>
+          <w:szCs w:val="24"/>
+          <w:lang w:val="en-US" w:eastAsia="pt-BR"/>
+        </w:rPr>
+        <w:t xml:space="preserve">Designed initial architecture and prototype using Node.js, </w:t>
+      </w:r>
+      <w:proofErr w:type="spellStart"/>
+      <w:r>
+        <w:rPr>
+          <w:rFonts w:eastAsia="Times New Roman" w:cstheme="minorHAnsi"/>
+          <w:color w:val="333333"/>
+          <w:sz w:val="24"/>
+          <w:szCs w:val="24"/>
+          <w:lang w:val="en-US" w:eastAsia="pt-BR"/>
+        </w:rPr>
+        <w:t>GraphQL</w:t>
+      </w:r>
+      <w:proofErr w:type="spellEnd"/>
+      <w:r>
+        <w:rPr>
+          <w:rFonts w:eastAsia="Times New Roman" w:cstheme="minorHAnsi"/>
+          <w:color w:val="333333"/>
+          <w:sz w:val="24"/>
+          <w:szCs w:val="24"/>
+          <w:lang w:val="en-US" w:eastAsia="pt-BR"/>
+        </w:rPr>
+        <w:t>, Oracle,</w:t>
       </w:r>
       <w:r>
         <w:rPr>
@@ -2438,131 +2210,17 @@
           <w:szCs w:val="24"/>
           <w:lang w:val="en-US" w:eastAsia="pt-BR"/>
         </w:rPr>
-        <w:t xml:space="preserve">using </w:t>
-      </w:r>
-      <w:r>
-        <w:rPr>
-          <w:rFonts w:eastAsia="Times New Roman" w:cstheme="minorHAnsi"/>
-          <w:b/>
-          <w:bCs/>
-          <w:color w:val="333333"/>
-          <w:sz w:val="24"/>
-          <w:szCs w:val="24"/>
-          <w:lang w:val="en-US" w:eastAsia="pt-BR"/>
-        </w:rPr>
-        <w:t>Node.js</w:t>
-      </w:r>
-      <w:r>
-        <w:rPr>
-          <w:rFonts w:eastAsia="Times New Roman" w:cstheme="minorHAnsi"/>
-          <w:color w:val="333333"/>
-          <w:sz w:val="24"/>
-          <w:szCs w:val="24"/>
-          <w:lang w:val="en-US" w:eastAsia="pt-BR"/>
-        </w:rPr>
-        <w:t xml:space="preserve">, </w:t>
-      </w:r>
-      <w:proofErr w:type="spellStart"/>
-      <w:r>
-        <w:rPr>
-          <w:rFonts w:eastAsia="Times New Roman" w:cstheme="minorHAnsi"/>
-          <w:b/>
-          <w:bCs/>
-          <w:color w:val="333333"/>
-          <w:sz w:val="24"/>
-          <w:szCs w:val="24"/>
-          <w:lang w:val="en-US" w:eastAsia="pt-BR"/>
-        </w:rPr>
-        <w:t>GraphQL</w:t>
-      </w:r>
-      <w:proofErr w:type="spellEnd"/>
-      <w:r>
-        <w:rPr>
-          <w:rFonts w:eastAsia="Times New Roman" w:cstheme="minorHAnsi"/>
-          <w:color w:val="333333"/>
-          <w:sz w:val="24"/>
-          <w:szCs w:val="24"/>
-          <w:lang w:val="en-US" w:eastAsia="pt-BR"/>
-        </w:rPr>
-        <w:t xml:space="preserve">, Oracle, </w:t>
-      </w:r>
-      <w:r>
-        <w:rPr>
-          <w:rFonts w:eastAsia="Times New Roman" w:cstheme="minorHAnsi"/>
-          <w:b/>
-          <w:bCs/>
-          <w:color w:val="333333"/>
-          <w:sz w:val="24"/>
-          <w:szCs w:val="24"/>
-          <w:lang w:val="en-US" w:eastAsia="pt-BR"/>
-        </w:rPr>
-        <w:t>PostgreSQL</w:t>
-      </w:r>
-      <w:r>
-        <w:rPr>
-          <w:rFonts w:eastAsia="Times New Roman" w:cstheme="minorHAnsi"/>
-          <w:color w:val="333333"/>
-          <w:sz w:val="24"/>
-          <w:szCs w:val="24"/>
-          <w:lang w:val="en-US" w:eastAsia="pt-BR"/>
-        </w:rPr>
-        <w:t xml:space="preserve">, </w:t>
-      </w:r>
-      <w:r>
-        <w:rPr>
-          <w:rFonts w:eastAsia="Times New Roman" w:cstheme="minorHAnsi"/>
-          <w:b/>
-          <w:bCs/>
-          <w:color w:val="333333"/>
-          <w:sz w:val="24"/>
-          <w:szCs w:val="24"/>
-          <w:lang w:val="en-US" w:eastAsia="pt-BR"/>
-        </w:rPr>
-        <w:t>React</w:t>
-      </w:r>
-      <w:r>
-        <w:rPr>
-          <w:rFonts w:eastAsia="Times New Roman" w:cstheme="minorHAnsi"/>
-          <w:b/>
-          <w:bCs/>
-          <w:color w:val="333333"/>
-          <w:sz w:val="24"/>
-          <w:szCs w:val="24"/>
-          <w:lang w:val="en-US" w:eastAsia="pt-BR"/>
-        </w:rPr>
-        <w:t>,</w:t>
-      </w:r>
-      <w:r>
-        <w:rPr>
-          <w:rFonts w:eastAsia="Times New Roman" w:cstheme="minorHAnsi"/>
-          <w:color w:val="333333"/>
-          <w:sz w:val="24"/>
-          <w:szCs w:val="24"/>
-          <w:lang w:val="en-US" w:eastAsia="pt-BR"/>
-        </w:rPr>
-        <w:t xml:space="preserve"> and </w:t>
-      </w:r>
-      <w:r>
-        <w:rPr>
-          <w:rFonts w:eastAsia="Times New Roman" w:cstheme="minorHAnsi"/>
-          <w:b/>
-          <w:bCs/>
-          <w:color w:val="333333"/>
-          <w:sz w:val="24"/>
-          <w:szCs w:val="24"/>
-          <w:lang w:val="en-US" w:eastAsia="pt-BR"/>
-        </w:rPr>
-        <w:t>Tailwind CSS</w:t>
-      </w:r>
-    </w:p>
-    <w:p>
-      <w:pPr>
+        <w:t>PostgreSQL, React, and Tailwind CSS while mentoring team on best practices</w:t>
+      </w:r>
+    </w:p>
+    <w:p>
+      <w:pPr>
+        <w:pStyle w:val="ListParagraph"/>
         <w:numPr>
           <w:ilvl w:val="0"/>
-          <w:numId w:val="1"/>
+          <w:numId w:val="20"/>
         </w:numPr>
         <w:spacing w:after="0" w:line="240" w:lineRule="auto"/>
-        <w:ind w:left="495"/>
         <w:rPr>
           <w:rFonts w:eastAsia="Times New Roman" w:cstheme="minorHAnsi"/>
           <w:color w:val="333333"/>
@@ -2584,14 +2242,16 @@
     </w:p>
     <w:p>
       <w:pPr>
+        <w:pStyle w:val="ListParagraph"/>
         <w:numPr>
           <w:ilvl w:val="0"/>
-          <w:numId w:val="1"/>
+          <w:numId w:val="20"/>
         </w:numPr>
         <w:spacing w:after="0" w:line="240" w:lineRule="auto"/>
-        <w:ind w:left="495"/>
-        <w:rPr>
-          <w:rFonts w:eastAsia="Times New Roman" w:cstheme="minorHAnsi"/>
+        <w:rPr>
+          <w:rFonts w:eastAsia="Times New Roman" w:cstheme="minorHAnsi"/>
+          <w:b/>
+          <w:bCs/>
           <w:color w:val="333333"/>
           <w:sz w:val="24"/>
           <w:szCs w:val="24"/>
@@ -4129,11 +3789,7 @@
           <w:lang w:val="en-US" w:eastAsia="pt-BR"/>
         </w:rPr>
       </w:pPr>
-    </w:p>
-    <w:p>
-      <w:pPr>
-        <w:spacing w:after="0" w:line="240" w:lineRule="auto"/>
-        <w:outlineLvl w:val="2"/>
+      <w:r>
         <w:rPr>
           <w:rFonts w:eastAsia="Times New Roman" w:cstheme="minorHAnsi"/>
           <w:color w:val="F1C40F"/>
@@ -4141,28 +3797,7 @@
           <w:szCs w:val="39"/>
           <w:lang w:val="en-US" w:eastAsia="pt-BR"/>
         </w:rPr>
-      </w:pPr>
-    </w:p>
-    <w:p>
-      <w:pPr>
-        <w:spacing w:after="0" w:line="240" w:lineRule="auto"/>
-        <w:outlineLvl w:val="2"/>
-        <w:rPr>
-          <w:rFonts w:eastAsia="Times New Roman" w:cstheme="minorHAnsi"/>
-          <w:color w:val="F1C40F"/>
-          <w:sz w:val="39"/>
-          <w:szCs w:val="39"/>
-          <w:lang w:val="en-US" w:eastAsia="pt-BR"/>
-        </w:rPr>
-      </w:pPr>
-      <w:r>
-        <w:rPr>
-          <w:rFonts w:eastAsia="Times New Roman" w:cstheme="minorHAnsi"/>
-          <w:color w:val="F1C40F"/>
-          <w:sz w:val="39"/>
-          <w:szCs w:val="39"/>
-          <w:lang w:val="en-US" w:eastAsia="pt-BR"/>
-        </w:rPr>
+        <w:lastRenderedPageBreak/>
         <w:t>PREVIOUS EXPERIENCES</w:t>
       </w:r>
     </w:p>
@@ -4194,7 +3829,6 @@
           <w:szCs w:val="24"/>
           <w:lang w:val="en-US" w:eastAsia="pt-BR"/>
         </w:rPr>
-        <w:lastRenderedPageBreak/>
         <w:t>Full Stack C#/.NET Developer</w:t>
       </w:r>
       <w:r>
@@ -5503,7 +5137,7 @@
 </file>
 
 <file path=word/endnotes.xml><?xml version="1.0" encoding="utf-8"?>
-<w:endnotes xmlns:wpc="http://schemas.microsoft.com/office/word/2010/wordprocessingCanvas" xmlns:cx="http://schemas.microsoft.com/office/drawing/2014/chartex" xmlns:cx1="http://schemas.microsoft.com/office/drawing/2015/9/8/chartex" xmlns:cx2="http://schemas.microsoft.com/office/drawing/2015/10/21/chartex" xmlns:cx3="http://schemas.microsoft.com/office/drawing/2016/5/9/chartex" xmlns:cx4="http://schemas.microsoft.com/office/drawing/2016/5/10/chartex" xmlns:cx5="http://schemas.microsoft.com/office/drawing/2016/5/11/chartex" xmlns:cx6="http://schemas.microsoft.com/office/drawing/2016/5/12/chartex" xmlns:cx7="http://schemas.microsoft.com/office/drawing/2016/5/13/chartex" xmlns:cx8="http://schemas.microsoft.com/office/drawing/2016/5/14/chartex" xmlns:mc="http://schemas.openxmlformats.org/markup-compatibility/2006" xmlns:aink="http://schemas.microsoft.com/office/drawing/2016/ink" xmlns:am3d="http://schemas.microsoft.com/office/drawing/2017/model3d" xmlns:o="urn:schemas-microsoft-com:office:office" xmlns:oel="http://schemas.microsoft.com/office/2019/extlst" xmlns:r="http://schemas.openxmlformats.org/officeDocument/2006/relationships" xmlns:m="http://schemas.openxmlformats.org/officeDocument/2006/math" xmlns:v="urn:schemas-microsoft-com:vml" xmlns:wp14="http://schemas.microsoft.com/office/word/2010/wordprocessingDrawing" xmlns:wp="http://schemas.openxmlformats.org/drawingml/2006/wordprocessingDrawing" xmlns:w10="urn:schemas-microsoft-com:office:word" xmlns:w="http://schemas.openxmlformats.org/wordprocessingml/2006/main" xmlns:w14="http://schemas.microsoft.com/office/word/2010/wordml" xmlns:w15="http://schemas.microsoft.com/office/word/2012/wordml" xmlns:w16cex="http://schemas.microsoft.com/office/word/2018/wordml/cex" xmlns:w16cid="http://schemas.microsoft.com/office/word/2016/wordml/cid" xmlns:w16="http://schemas.microsoft.com/office/word/2018/wordml" xmlns:w16sdtdh="http://schemas.microsoft.com/office/word/2020/wordml/sdtdatahash" xmlns:w16se="http://schemas.microsoft.com/office/word/2015/wordml/symex" xmlns:wpg="http://schemas.microsoft.com/office/word/2010/wordprocessingGroup" xmlns:wpi="http://schemas.microsoft.com/office/word/2010/wordprocessingInk" xmlns:wne="http://schemas.microsoft.com/office/word/2006/wordml" xmlns:wps="http://schemas.microsoft.com/office/word/2010/wordprocessingShape" mc:Ignorable="w14 w15 w16se w16cid w16 w16cex w16sdtdh wp14">
+<w:endnotes xmlns:wpc="http://schemas.microsoft.com/office/word/2010/wordprocessingCanvas" xmlns:cx="http://schemas.microsoft.com/office/drawing/2014/chartex" xmlns:cx1="http://schemas.microsoft.com/office/drawing/2015/9/8/chartex" xmlns:cx2="http://schemas.microsoft.com/office/drawing/2015/10/21/chartex" xmlns:cx3="http://schemas.microsoft.com/office/drawing/2016/5/9/chartex" xmlns:cx4="http://schemas.microsoft.com/office/drawing/2016/5/10/chartex" xmlns:cx5="http://schemas.microsoft.com/office/drawing/2016/5/11/chartex" xmlns:cx6="http://schemas.microsoft.com/office/drawing/2016/5/12/chartex" xmlns:cx7="http://schemas.microsoft.com/office/drawing/2016/5/13/chartex" xmlns:cx8="http://schemas.microsoft.com/office/drawing/2016/5/14/chartex" xmlns:mc="http://schemas.openxmlformats.org/markup-compatibility/2006" xmlns:aink="http://schemas.microsoft.com/office/drawing/2016/ink" xmlns:am3d="http://schemas.microsoft.com/office/drawing/2017/model3d" xmlns:o="urn:schemas-microsoft-com:office:office" xmlns:oel="http://schemas.microsoft.com/office/2019/extlst" xmlns:r="http://schemas.openxmlformats.org/officeDocument/2006/relationships" xmlns:m="http://schemas.openxmlformats.org/officeDocument/2006/math" xmlns:v="urn:schemas-microsoft-com:vml" xmlns:wp14="http://schemas.microsoft.com/office/word/2010/wordprocessingDrawing" xmlns:wp="http://schemas.openxmlformats.org/drawingml/2006/wordprocessingDrawing" xmlns:w10="urn:schemas-microsoft-com:office:word" xmlns:w="http://schemas.openxmlformats.org/wordprocessingml/2006/main" xmlns:w14="http://schemas.microsoft.com/office/word/2010/wordml" xmlns:w15="http://schemas.microsoft.com/office/word/2012/wordml" xmlns:w16cex="http://schemas.microsoft.com/office/word/2018/wordml/cex" xmlns:w16cid="http://schemas.microsoft.com/office/word/2016/wordml/cid" xmlns:w16="http://schemas.microsoft.com/office/word/2018/wordml" xmlns:w16du="http://schemas.microsoft.com/office/word/2023/wordml/word16du" xmlns:w16sdtdh="http://schemas.microsoft.com/office/word/2020/wordml/sdtdatahash" xmlns:w16se="http://schemas.microsoft.com/office/word/2015/wordml/symex" xmlns:wpg="http://schemas.microsoft.com/office/word/2010/wordprocessingGroup" xmlns:wpi="http://schemas.microsoft.com/office/word/2010/wordprocessingInk" xmlns:wne="http://schemas.microsoft.com/office/word/2006/wordml" xmlns:wps="http://schemas.microsoft.com/office/word/2010/wordprocessingShape" mc:Ignorable="w14 w15 w16se w16cid w16 w16cex w16sdtdh w16du wp14">
   <w:endnote w:type="separator" w:id="-1">
     <w:p>
       <w:pPr>
@@ -5528,7 +5162,7 @@
 </file>
 
 <file path=word/footnotes.xml><?xml version="1.0" encoding="utf-8"?>
-<w:footnotes xmlns:wpc="http://schemas.microsoft.com/office/word/2010/wordprocessingCanvas" xmlns:cx="http://schemas.microsoft.com/office/drawing/2014/chartex" xmlns:cx1="http://schemas.microsoft.com/office/drawing/2015/9/8/chartex" xmlns:cx2="http://schemas.microsoft.com/office/drawing/2015/10/21/chartex" xmlns:cx3="http://schemas.microsoft.com/office/drawing/2016/5/9/chartex" xmlns:cx4="http://schemas.microsoft.com/office/drawing/2016/5/10/chartex" xmlns:cx5="http://schemas.microsoft.com/office/drawing/2016/5/11/chartex" xmlns:cx6="http://schemas.microsoft.com/office/drawing/2016/5/12/chartex" xmlns:cx7="http://schemas.microsoft.com/office/drawing/2016/5/13/chartex" xmlns:cx8="http://schemas.microsoft.com/office/drawing/2016/5/14/chartex" xmlns:mc="http://schemas.openxmlformats.org/markup-compatibility/2006" xmlns:aink="http://schemas.microsoft.com/office/drawing/2016/ink" xmlns:am3d="http://schemas.microsoft.com/office/drawing/2017/model3d" xmlns:o="urn:schemas-microsoft-com:office:office" xmlns:oel="http://schemas.microsoft.com/office/2019/extlst" xmlns:r="http://schemas.openxmlformats.org/officeDocument/2006/relationships" xmlns:m="http://schemas.openxmlformats.org/officeDocument/2006/math" xmlns:v="urn:schemas-microsoft-com:vml" xmlns:wp14="http://schemas.microsoft.com/office/word/2010/wordprocessingDrawing" xmlns:wp="http://schemas.openxmlformats.org/drawingml/2006/wordprocessingDrawing" xmlns:w10="urn:schemas-microsoft-com:office:word" xmlns:w="http://schemas.openxmlformats.org/wordprocessingml/2006/main" xmlns:w14="http://schemas.microsoft.com/office/word/2010/wordml" xmlns:w15="http://schemas.microsoft.com/office/word/2012/wordml" xmlns:w16cex="http://schemas.microsoft.com/office/word/2018/wordml/cex" xmlns:w16cid="http://schemas.microsoft.com/office/word/2016/wordml/cid" xmlns:w16="http://schemas.microsoft.com/office/word/2018/wordml" xmlns:w16sdtdh="http://schemas.microsoft.com/office/word/2020/wordml/sdtdatahash" xmlns:w16se="http://schemas.microsoft.com/office/word/2015/wordml/symex" xmlns:wpg="http://schemas.microsoft.com/office/word/2010/wordprocessingGroup" xmlns:wpi="http://schemas.microsoft.com/office/word/2010/wordprocessingInk" xmlns:wne="http://schemas.microsoft.com/office/word/2006/wordml" xmlns:wps="http://schemas.microsoft.com/office/word/2010/wordprocessingShape" mc:Ignorable="w14 w15 w16se w16cid w16 w16cex w16sdtdh wp14">
+<w:footnotes xmlns:wpc="http://schemas.microsoft.com/office/word/2010/wordprocessingCanvas" xmlns:cx="http://schemas.microsoft.com/office/drawing/2014/chartex" xmlns:cx1="http://schemas.microsoft.com/office/drawing/2015/9/8/chartex" xmlns:cx2="http://schemas.microsoft.com/office/drawing/2015/10/21/chartex" xmlns:cx3="http://schemas.microsoft.com/office/drawing/2016/5/9/chartex" xmlns:cx4="http://schemas.microsoft.com/office/drawing/2016/5/10/chartex" xmlns:cx5="http://schemas.microsoft.com/office/drawing/2016/5/11/chartex" xmlns:cx6="http://schemas.microsoft.com/office/drawing/2016/5/12/chartex" xmlns:cx7="http://schemas.microsoft.com/office/drawing/2016/5/13/chartex" xmlns:cx8="http://schemas.microsoft.com/office/drawing/2016/5/14/chartex" xmlns:mc="http://schemas.openxmlformats.org/markup-compatibility/2006" xmlns:aink="http://schemas.microsoft.com/office/drawing/2016/ink" xmlns:am3d="http://schemas.microsoft.com/office/drawing/2017/model3d" xmlns:o="urn:schemas-microsoft-com:office:office" xmlns:oel="http://schemas.microsoft.com/office/2019/extlst" xmlns:r="http://schemas.openxmlformats.org/officeDocument/2006/relationships" xmlns:m="http://schemas.openxmlformats.org/officeDocument/2006/math" xmlns:v="urn:schemas-microsoft-com:vml" xmlns:wp14="http://schemas.microsoft.com/office/word/2010/wordprocessingDrawing" xmlns:wp="http://schemas.openxmlformats.org/drawingml/2006/wordprocessingDrawing" xmlns:w10="urn:schemas-microsoft-com:office:word" xmlns:w="http://schemas.openxmlformats.org/wordprocessingml/2006/main" xmlns:w14="http://schemas.microsoft.com/office/word/2010/wordml" xmlns:w15="http://schemas.microsoft.com/office/word/2012/wordml" xmlns:w16cex="http://schemas.microsoft.com/office/word/2018/wordml/cex" xmlns:w16cid="http://schemas.microsoft.com/office/word/2016/wordml/cid" xmlns:w16="http://schemas.microsoft.com/office/word/2018/wordml" xmlns:w16du="http://schemas.microsoft.com/office/word/2023/wordml/word16du" xmlns:w16sdtdh="http://schemas.microsoft.com/office/word/2020/wordml/sdtdatahash" xmlns:w16se="http://schemas.microsoft.com/office/word/2015/wordml/symex" xmlns:wpg="http://schemas.microsoft.com/office/word/2010/wordprocessingGroup" xmlns:wpi="http://schemas.microsoft.com/office/word/2010/wordprocessingInk" xmlns:wne="http://schemas.microsoft.com/office/word/2006/wordml" xmlns:wps="http://schemas.microsoft.com/office/word/2010/wordprocessingShape" mc:Ignorable="w14 w15 w16se w16cid w16 w16cex w16sdtdh w16du wp14">
   <w:footnote w:type="separator" w:id="-1">
     <w:p>
       <w:pPr>
@@ -5553,7 +5187,7 @@
 </file>
 
 <file path=word/numbering.xml><?xml version="1.0" encoding="utf-8"?>
-<w:numbering xmlns:wpc="http://schemas.microsoft.com/office/word/2010/wordprocessingCanvas" xmlns:cx="http://schemas.microsoft.com/office/drawing/2014/chartex" xmlns:cx1="http://schemas.microsoft.com/office/drawing/2015/9/8/chartex" xmlns:cx2="http://schemas.microsoft.com/office/drawing/2015/10/21/chartex" xmlns:cx3="http://schemas.microsoft.com/office/drawing/2016/5/9/chartex" xmlns:cx4="http://schemas.microsoft.com/office/drawing/2016/5/10/chartex" xmlns:cx5="http://schemas.microsoft.com/office/drawing/2016/5/11/chartex" xmlns:cx6="http://schemas.microsoft.com/office/drawing/2016/5/12/chartex" xmlns:cx7="http://schemas.microsoft.com/office/drawing/2016/5/13/chartex" xmlns:cx8="http://schemas.microsoft.com/office/drawing/2016/5/14/chartex" xmlns:mc="http://schemas.openxmlformats.org/markup-compatibility/2006" xmlns:aink="http://schemas.microsoft.com/office/drawing/2016/ink" xmlns:am3d="http://schemas.microsoft.com/office/drawing/2017/model3d" xmlns:o="urn:schemas-microsoft-com:office:office" xmlns:oel="http://schemas.microsoft.com/office/2019/extlst" xmlns:r="http://schemas.openxmlformats.org/officeDocument/2006/relationships" xmlns:m="http://schemas.openxmlformats.org/officeDocument/2006/math" xmlns:v="urn:schemas-microsoft-com:vml" xmlns:wp14="http://schemas.microsoft.com/office/word/2010/wordprocessingDrawing" xmlns:wp="http://schemas.openxmlformats.org/drawingml/2006/wordprocessingDrawing" xmlns:w10="urn:schemas-microsoft-com:office:word" xmlns:w="http://schemas.openxmlformats.org/wordprocessingml/2006/main" xmlns:w14="http://schemas.microsoft.com/office/word/2010/wordml" xmlns:w15="http://schemas.microsoft.com/office/word/2012/wordml" xmlns:w16cex="http://schemas.microsoft.com/office/word/2018/wordml/cex" xmlns:w16cid="http://schemas.microsoft.com/office/word/2016/wordml/cid" xmlns:w16="http://schemas.microsoft.com/office/word/2018/wordml" xmlns:w16sdtdh="http://schemas.microsoft.com/office/word/2020/wordml/sdtdatahash" xmlns:w16se="http://schemas.microsoft.com/office/word/2015/wordml/symex" xmlns:wpg="http://schemas.microsoft.com/office/word/2010/wordprocessingGroup" xmlns:wpi="http://schemas.microsoft.com/office/word/2010/wordprocessingInk" xmlns:wne="http://schemas.microsoft.com/office/word/2006/wordml" xmlns:wps="http://schemas.microsoft.com/office/word/2010/wordprocessingShape" mc:Ignorable="w14 w15 w16se w16cid w16 w16cex w16sdtdh wp14">
+<w:numbering xmlns:wpc="http://schemas.microsoft.com/office/word/2010/wordprocessingCanvas" xmlns:cx="http://schemas.microsoft.com/office/drawing/2014/chartex" xmlns:cx1="http://schemas.microsoft.com/office/drawing/2015/9/8/chartex" xmlns:cx2="http://schemas.microsoft.com/office/drawing/2015/10/21/chartex" xmlns:cx3="http://schemas.microsoft.com/office/drawing/2016/5/9/chartex" xmlns:cx4="http://schemas.microsoft.com/office/drawing/2016/5/10/chartex" xmlns:cx5="http://schemas.microsoft.com/office/drawing/2016/5/11/chartex" xmlns:cx6="http://schemas.microsoft.com/office/drawing/2016/5/12/chartex" xmlns:cx7="http://schemas.microsoft.com/office/drawing/2016/5/13/chartex" xmlns:cx8="http://schemas.microsoft.com/office/drawing/2016/5/14/chartex" xmlns:mc="http://schemas.openxmlformats.org/markup-compatibility/2006" xmlns:aink="http://schemas.microsoft.com/office/drawing/2016/ink" xmlns:am3d="http://schemas.microsoft.com/office/drawing/2017/model3d" xmlns:o="urn:schemas-microsoft-com:office:office" xmlns:oel="http://schemas.microsoft.com/office/2019/extlst" xmlns:r="http://schemas.openxmlformats.org/officeDocument/2006/relationships" xmlns:m="http://schemas.openxmlformats.org/officeDocument/2006/math" xmlns:v="urn:schemas-microsoft-com:vml" xmlns:wp14="http://schemas.microsoft.com/office/word/2010/wordprocessingDrawing" xmlns:wp="http://schemas.openxmlformats.org/drawingml/2006/wordprocessingDrawing" xmlns:w10="urn:schemas-microsoft-com:office:word" xmlns:w="http://schemas.openxmlformats.org/wordprocessingml/2006/main" xmlns:w14="http://schemas.microsoft.com/office/word/2010/wordml" xmlns:w15="http://schemas.microsoft.com/office/word/2012/wordml" xmlns:w16cex="http://schemas.microsoft.com/office/word/2018/wordml/cex" xmlns:w16cid="http://schemas.microsoft.com/office/word/2016/wordml/cid" xmlns:w16="http://schemas.microsoft.com/office/word/2018/wordml" xmlns:w16du="http://schemas.microsoft.com/office/word/2023/wordml/word16du" xmlns:w16sdtdh="http://schemas.microsoft.com/office/word/2020/wordml/sdtdatahash" xmlns:w16se="http://schemas.microsoft.com/office/word/2015/wordml/symex" xmlns:wpg="http://schemas.microsoft.com/office/word/2010/wordprocessingGroup" xmlns:wpi="http://schemas.microsoft.com/office/word/2010/wordprocessingInk" xmlns:wne="http://schemas.microsoft.com/office/word/2006/wordml" xmlns:wps="http://schemas.microsoft.com/office/word/2010/wordprocessingShape" mc:Ignorable="w14 w15 w16se w16cid w16 w16cex w16sdtdh w16du wp14">
   <w:numPicBullet w:numPicBulletId="0">
     <w:pict>
       <v:shapetype id="_x0000_t75" coordsize="21600,21600" o:spt="75" o:preferrelative="t" path="m@4@5l@4@11@9@11@9@5xe" filled="f" stroked="f">
@@ -5575,21 +5209,21 @@
         <v:path o:extrusionok="f" gradientshapeok="t" o:connecttype="rect"/>
         <o:lock v:ext="edit" aspectratio="t"/>
       </v:shapetype>
-      <v:shape id="_x0000_i1029" type="#_x0000_t75" alt="Email 1" style="width:180pt;height:180pt;visibility:visible;mso-wrap-style:square" o:bullet="t">
+      <v:shape id="_x0000_i1107" type="#_x0000_t75" alt="Email 1" style="width:180.25pt;height:180.25pt;visibility:visible;mso-wrap-style:square" o:bullet="t">
         <v:imagedata r:id="rId1" o:title="Email 1"/>
       </v:shape>
     </w:pict>
   </w:numPicBullet>
   <w:numPicBullet w:numPicBulletId="1">
     <w:pict>
-      <v:shape id="_x0000_i1030" type="#_x0000_t75" alt="Twitter 1" style="width:180pt;height:180pt;visibility:visible;mso-wrap-style:square" o:bullet="t">
+      <v:shape id="_x0000_i1108" type="#_x0000_t75" alt="Twitter 1" style="width:180.25pt;height:180.25pt;visibility:visible;mso-wrap-style:square" o:bullet="t">
         <v:imagedata r:id="rId2" o:title="Twitter 1"/>
       </v:shape>
     </w:pict>
   </w:numPicBullet>
   <w:numPicBullet w:numPicBulletId="2">
     <w:pict>
-      <v:shape id="_x0000_i1031" type="#_x0000_t75" alt="Github 1" style="width:180pt;height:180pt;visibility:visible;mso-wrap-style:square" o:bullet="t">
+      <v:shape id="_x0000_i1109" type="#_x0000_t75" alt="Github 1" style="width:180.25pt;height:180.25pt;visibility:visible;mso-wrap-style:square" o:bullet="t">
         <v:imagedata r:id="rId3" o:title="Github 1"/>
       </v:shape>
     </w:pict>
@@ -6381,6 +6015,232 @@
     </w:lvl>
   </w:abstractNum>
   <w:abstractNum w:abstractNumId="6" w15:restartNumberingAfterBreak="0">
+    <w:nsid w:val="37C0794A"/>
+    <w:multiLevelType w:val="hybridMultilevel"/>
+    <w:tmpl w:val="C2B2A556"/>
+    <w:lvl w:ilvl="0" w:tplc="04090001">
+      <w:start w:val="1"/>
+      <w:numFmt w:val="bullet"/>
+      <w:lvlText w:val=""/>
+      <w:lvlJc w:val="left"/>
+      <w:pPr>
+        <w:ind w:left="720" w:hanging="360"/>
+      </w:pPr>
+      <w:rPr>
+        <w:rFonts w:ascii="Symbol" w:hAnsi="Symbol" w:hint="default"/>
+      </w:rPr>
+    </w:lvl>
+    <w:lvl w:ilvl="1" w:tplc="04090003" w:tentative="1">
+      <w:start w:val="1"/>
+      <w:numFmt w:val="bullet"/>
+      <w:lvlText w:val="o"/>
+      <w:lvlJc w:val="left"/>
+      <w:pPr>
+        <w:ind w:left="1440" w:hanging="360"/>
+      </w:pPr>
+      <w:rPr>
+        <w:rFonts w:ascii="Courier New" w:hAnsi="Courier New" w:cs="Courier New" w:hint="default"/>
+      </w:rPr>
+    </w:lvl>
+    <w:lvl w:ilvl="2" w:tplc="04090005" w:tentative="1">
+      <w:start w:val="1"/>
+      <w:numFmt w:val="bullet"/>
+      <w:lvlText w:val=""/>
+      <w:lvlJc w:val="left"/>
+      <w:pPr>
+        <w:ind w:left="2160" w:hanging="360"/>
+      </w:pPr>
+      <w:rPr>
+        <w:rFonts w:ascii="Wingdings" w:hAnsi="Wingdings" w:hint="default"/>
+      </w:rPr>
+    </w:lvl>
+    <w:lvl w:ilvl="3" w:tplc="04090001" w:tentative="1">
+      <w:start w:val="1"/>
+      <w:numFmt w:val="bullet"/>
+      <w:lvlText w:val=""/>
+      <w:lvlJc w:val="left"/>
+      <w:pPr>
+        <w:ind w:left="2880" w:hanging="360"/>
+      </w:pPr>
+      <w:rPr>
+        <w:rFonts w:ascii="Symbol" w:hAnsi="Symbol" w:hint="default"/>
+      </w:rPr>
+    </w:lvl>
+    <w:lvl w:ilvl="4" w:tplc="04090003" w:tentative="1">
+      <w:start w:val="1"/>
+      <w:numFmt w:val="bullet"/>
+      <w:lvlText w:val="o"/>
+      <w:lvlJc w:val="left"/>
+      <w:pPr>
+        <w:ind w:left="3600" w:hanging="360"/>
+      </w:pPr>
+      <w:rPr>
+        <w:rFonts w:ascii="Courier New" w:hAnsi="Courier New" w:cs="Courier New" w:hint="default"/>
+      </w:rPr>
+    </w:lvl>
+    <w:lvl w:ilvl="5" w:tplc="04090005" w:tentative="1">
+      <w:start w:val="1"/>
+      <w:numFmt w:val="bullet"/>
+      <w:lvlText w:val=""/>
+      <w:lvlJc w:val="left"/>
+      <w:pPr>
+        <w:ind w:left="4320" w:hanging="360"/>
+      </w:pPr>
+      <w:rPr>
+        <w:rFonts w:ascii="Wingdings" w:hAnsi="Wingdings" w:hint="default"/>
+      </w:rPr>
+    </w:lvl>
+    <w:lvl w:ilvl="6" w:tplc="04090001" w:tentative="1">
+      <w:start w:val="1"/>
+      <w:numFmt w:val="bullet"/>
+      <w:lvlText w:val=""/>
+      <w:lvlJc w:val="left"/>
+      <w:pPr>
+        <w:ind w:left="5040" w:hanging="360"/>
+      </w:pPr>
+      <w:rPr>
+        <w:rFonts w:ascii="Symbol" w:hAnsi="Symbol" w:hint="default"/>
+      </w:rPr>
+    </w:lvl>
+    <w:lvl w:ilvl="7" w:tplc="04090003" w:tentative="1">
+      <w:start w:val="1"/>
+      <w:numFmt w:val="bullet"/>
+      <w:lvlText w:val="o"/>
+      <w:lvlJc w:val="left"/>
+      <w:pPr>
+        <w:ind w:left="5760" w:hanging="360"/>
+      </w:pPr>
+      <w:rPr>
+        <w:rFonts w:ascii="Courier New" w:hAnsi="Courier New" w:cs="Courier New" w:hint="default"/>
+      </w:rPr>
+    </w:lvl>
+    <w:lvl w:ilvl="8" w:tplc="04090005" w:tentative="1">
+      <w:start w:val="1"/>
+      <w:numFmt w:val="bullet"/>
+      <w:lvlText w:val=""/>
+      <w:lvlJc w:val="left"/>
+      <w:pPr>
+        <w:ind w:left="6480" w:hanging="360"/>
+      </w:pPr>
+      <w:rPr>
+        <w:rFonts w:ascii="Wingdings" w:hAnsi="Wingdings" w:hint="default"/>
+      </w:rPr>
+    </w:lvl>
+  </w:abstractNum>
+  <w:abstractNum w:abstractNumId="7" w15:restartNumberingAfterBreak="0">
+    <w:nsid w:val="3CE673D3"/>
+    <w:multiLevelType w:val="hybridMultilevel"/>
+    <w:tmpl w:val="536235EA"/>
+    <w:lvl w:ilvl="0" w:tplc="04090001">
+      <w:start w:val="1"/>
+      <w:numFmt w:val="bullet"/>
+      <w:lvlText w:val=""/>
+      <w:lvlJc w:val="left"/>
+      <w:pPr>
+        <w:ind w:left="720" w:hanging="360"/>
+      </w:pPr>
+      <w:rPr>
+        <w:rFonts w:ascii="Symbol" w:hAnsi="Symbol" w:hint="default"/>
+      </w:rPr>
+    </w:lvl>
+    <w:lvl w:ilvl="1" w:tplc="04090003" w:tentative="1">
+      <w:start w:val="1"/>
+      <w:numFmt w:val="bullet"/>
+      <w:lvlText w:val="o"/>
+      <w:lvlJc w:val="left"/>
+      <w:pPr>
+        <w:ind w:left="1440" w:hanging="360"/>
+      </w:pPr>
+      <w:rPr>
+        <w:rFonts w:ascii="Courier New" w:hAnsi="Courier New" w:cs="Courier New" w:hint="default"/>
+      </w:rPr>
+    </w:lvl>
+    <w:lvl w:ilvl="2" w:tplc="04090005" w:tentative="1">
+      <w:start w:val="1"/>
+      <w:numFmt w:val="bullet"/>
+      <w:lvlText w:val=""/>
+      <w:lvlJc w:val="left"/>
+      <w:pPr>
+        <w:ind w:left="2160" w:hanging="360"/>
+      </w:pPr>
+      <w:rPr>
+        <w:rFonts w:ascii="Wingdings" w:hAnsi="Wingdings" w:hint="default"/>
+      </w:rPr>
+    </w:lvl>
+    <w:lvl w:ilvl="3" w:tplc="04090001" w:tentative="1">
+      <w:start w:val="1"/>
+      <w:numFmt w:val="bullet"/>
+      <w:lvlText w:val=""/>
+      <w:lvlJc w:val="left"/>
+      <w:pPr>
+        <w:ind w:left="2880" w:hanging="360"/>
+      </w:pPr>
+      <w:rPr>
+        <w:rFonts w:ascii="Symbol" w:hAnsi="Symbol" w:hint="default"/>
+      </w:rPr>
+    </w:lvl>
+    <w:lvl w:ilvl="4" w:tplc="04090003" w:tentative="1">
+      <w:start w:val="1"/>
+      <w:numFmt w:val="bullet"/>
+      <w:lvlText w:val="o"/>
+      <w:lvlJc w:val="left"/>
+      <w:pPr>
+        <w:ind w:left="3600" w:hanging="360"/>
+      </w:pPr>
+      <w:rPr>
+        <w:rFonts w:ascii="Courier New" w:hAnsi="Courier New" w:cs="Courier New" w:hint="default"/>
+      </w:rPr>
+    </w:lvl>
+    <w:lvl w:ilvl="5" w:tplc="04090005" w:tentative="1">
+      <w:start w:val="1"/>
+      <w:numFmt w:val="bullet"/>
+      <w:lvlText w:val=""/>
+      <w:lvlJc w:val="left"/>
+      <w:pPr>
+        <w:ind w:left="4320" w:hanging="360"/>
+      </w:pPr>
+      <w:rPr>
+        <w:rFonts w:ascii="Wingdings" w:hAnsi="Wingdings" w:hint="default"/>
+      </w:rPr>
+    </w:lvl>
+    <w:lvl w:ilvl="6" w:tplc="04090001" w:tentative="1">
+      <w:start w:val="1"/>
+      <w:numFmt w:val="bullet"/>
+      <w:lvlText w:val=""/>
+      <w:lvlJc w:val="left"/>
+      <w:pPr>
+        <w:ind w:left="5040" w:hanging="360"/>
+      </w:pPr>
+      <w:rPr>
+        <w:rFonts w:ascii="Symbol" w:hAnsi="Symbol" w:hint="default"/>
+      </w:rPr>
+    </w:lvl>
+    <w:lvl w:ilvl="7" w:tplc="04090003" w:tentative="1">
+      <w:start w:val="1"/>
+      <w:numFmt w:val="bullet"/>
+      <w:lvlText w:val="o"/>
+      <w:lvlJc w:val="left"/>
+      <w:pPr>
+        <w:ind w:left="5760" w:hanging="360"/>
+      </w:pPr>
+      <w:rPr>
+        <w:rFonts w:ascii="Courier New" w:hAnsi="Courier New" w:cs="Courier New" w:hint="default"/>
+      </w:rPr>
+    </w:lvl>
+    <w:lvl w:ilvl="8" w:tplc="04090005" w:tentative="1">
+      <w:start w:val="1"/>
+      <w:numFmt w:val="bullet"/>
+      <w:lvlText w:val=""/>
+      <w:lvlJc w:val="left"/>
+      <w:pPr>
+        <w:ind w:left="6480" w:hanging="360"/>
+      </w:pPr>
+      <w:rPr>
+        <w:rFonts w:ascii="Wingdings" w:hAnsi="Wingdings" w:hint="default"/>
+      </w:rPr>
+    </w:lvl>
+  </w:abstractNum>
+  <w:abstractNum w:abstractNumId="8" w15:restartNumberingAfterBreak="0">
     <w:nsid w:val="3F514B3B"/>
     <w:multiLevelType w:val="multilevel"/>
     <w:tmpl w:val="C57EF43E"/>
@@ -6529,7 +6389,7 @@
       </w:rPr>
     </w:lvl>
   </w:abstractNum>
-  <w:abstractNum w:abstractNumId="7" w15:restartNumberingAfterBreak="0">
+  <w:abstractNum w:abstractNumId="9" w15:restartNumberingAfterBreak="0">
     <w:nsid w:val="3FA67A4C"/>
     <w:multiLevelType w:val="multilevel"/>
     <w:tmpl w:val="1E58694A"/>
@@ -6678,7 +6538,7 @@
       </w:rPr>
     </w:lvl>
   </w:abstractNum>
-  <w:abstractNum w:abstractNumId="8" w15:restartNumberingAfterBreak="0">
+  <w:abstractNum w:abstractNumId="10" w15:restartNumberingAfterBreak="0">
     <w:nsid w:val="431D045A"/>
     <w:multiLevelType w:val="multilevel"/>
     <w:tmpl w:val="500C64B0"/>
@@ -6827,7 +6687,7 @@
       </w:rPr>
     </w:lvl>
   </w:abstractNum>
-  <w:abstractNum w:abstractNumId="9" w15:restartNumberingAfterBreak="0">
+  <w:abstractNum w:abstractNumId="11" w15:restartNumberingAfterBreak="0">
     <w:nsid w:val="52537501"/>
     <w:multiLevelType w:val="multilevel"/>
     <w:tmpl w:val="CCCC50D6"/>
@@ -6976,7 +6836,120 @@
       </w:rPr>
     </w:lvl>
   </w:abstractNum>
-  <w:abstractNum w:abstractNumId="10" w15:restartNumberingAfterBreak="0">
+  <w:abstractNum w:abstractNumId="12" w15:restartNumberingAfterBreak="0">
+    <w:nsid w:val="54836E0C"/>
+    <w:multiLevelType w:val="hybridMultilevel"/>
+    <w:tmpl w:val="0270D806"/>
+    <w:lvl w:ilvl="0" w:tplc="04090001">
+      <w:start w:val="1"/>
+      <w:numFmt w:val="bullet"/>
+      <w:lvlText w:val=""/>
+      <w:lvlJc w:val="left"/>
+      <w:pPr>
+        <w:ind w:left="720" w:hanging="360"/>
+      </w:pPr>
+      <w:rPr>
+        <w:rFonts w:ascii="Symbol" w:hAnsi="Symbol" w:hint="default"/>
+      </w:rPr>
+    </w:lvl>
+    <w:lvl w:ilvl="1" w:tplc="04090003">
+      <w:start w:val="1"/>
+      <w:numFmt w:val="bullet"/>
+      <w:lvlText w:val="o"/>
+      <w:lvlJc w:val="left"/>
+      <w:pPr>
+        <w:ind w:left="1440" w:hanging="360"/>
+      </w:pPr>
+      <w:rPr>
+        <w:rFonts w:ascii="Courier New" w:hAnsi="Courier New" w:cs="Courier New" w:hint="default"/>
+      </w:rPr>
+    </w:lvl>
+    <w:lvl w:ilvl="2" w:tplc="04090005" w:tentative="1">
+      <w:start w:val="1"/>
+      <w:numFmt w:val="bullet"/>
+      <w:lvlText w:val=""/>
+      <w:lvlJc w:val="left"/>
+      <w:pPr>
+        <w:ind w:left="2160" w:hanging="360"/>
+      </w:pPr>
+      <w:rPr>
+        <w:rFonts w:ascii="Wingdings" w:hAnsi="Wingdings" w:hint="default"/>
+      </w:rPr>
+    </w:lvl>
+    <w:lvl w:ilvl="3" w:tplc="04090001" w:tentative="1">
+      <w:start w:val="1"/>
+      <w:numFmt w:val="bullet"/>
+      <w:lvlText w:val=""/>
+      <w:lvlJc w:val="left"/>
+      <w:pPr>
+        <w:ind w:left="2880" w:hanging="360"/>
+      </w:pPr>
+      <w:rPr>
+        <w:rFonts w:ascii="Symbol" w:hAnsi="Symbol" w:hint="default"/>
+      </w:rPr>
+    </w:lvl>
+    <w:lvl w:ilvl="4" w:tplc="04090003" w:tentative="1">
+      <w:start w:val="1"/>
+      <w:numFmt w:val="bullet"/>
+      <w:lvlText w:val="o"/>
+      <w:lvlJc w:val="left"/>
+      <w:pPr>
+        <w:ind w:left="3600" w:hanging="360"/>
+      </w:pPr>
+      <w:rPr>
+        <w:rFonts w:ascii="Courier New" w:hAnsi="Courier New" w:cs="Courier New" w:hint="default"/>
+      </w:rPr>
+    </w:lvl>
+    <w:lvl w:ilvl="5" w:tplc="04090005" w:tentative="1">
+      <w:start w:val="1"/>
+      <w:numFmt w:val="bullet"/>
+      <w:lvlText w:val=""/>
+      <w:lvlJc w:val="left"/>
+      <w:pPr>
+        <w:ind w:left="4320" w:hanging="360"/>
+      </w:pPr>
+      <w:rPr>
+        <w:rFonts w:ascii="Wingdings" w:hAnsi="Wingdings" w:hint="default"/>
+      </w:rPr>
+    </w:lvl>
+    <w:lvl w:ilvl="6" w:tplc="04090001" w:tentative="1">
+      <w:start w:val="1"/>
+      <w:numFmt w:val="bullet"/>
+      <w:lvlText w:val=""/>
+      <w:lvlJc w:val="left"/>
+      <w:pPr>
+        <w:ind w:left="5040" w:hanging="360"/>
+      </w:pPr>
+      <w:rPr>
+        <w:rFonts w:ascii="Symbol" w:hAnsi="Symbol" w:hint="default"/>
+      </w:rPr>
+    </w:lvl>
+    <w:lvl w:ilvl="7" w:tplc="04090003" w:tentative="1">
+      <w:start w:val="1"/>
+      <w:numFmt w:val="bullet"/>
+      <w:lvlText w:val="o"/>
+      <w:lvlJc w:val="left"/>
+      <w:pPr>
+        <w:ind w:left="5760" w:hanging="360"/>
+      </w:pPr>
+      <w:rPr>
+        <w:rFonts w:ascii="Courier New" w:hAnsi="Courier New" w:cs="Courier New" w:hint="default"/>
+      </w:rPr>
+    </w:lvl>
+    <w:lvl w:ilvl="8" w:tplc="04090005" w:tentative="1">
+      <w:start w:val="1"/>
+      <w:numFmt w:val="bullet"/>
+      <w:lvlText w:val=""/>
+      <w:lvlJc w:val="left"/>
+      <w:pPr>
+        <w:ind w:left="6480" w:hanging="360"/>
+      </w:pPr>
+      <w:rPr>
+        <w:rFonts w:ascii="Wingdings" w:hAnsi="Wingdings" w:hint="default"/>
+      </w:rPr>
+    </w:lvl>
+  </w:abstractNum>
+  <w:abstractNum w:abstractNumId="13" w15:restartNumberingAfterBreak="0">
     <w:nsid w:val="580743AF"/>
     <w:multiLevelType w:val="multilevel"/>
     <w:tmpl w:val="CAC8FD8C"/>
@@ -7125,7 +7098,7 @@
       </w:rPr>
     </w:lvl>
   </w:abstractNum>
-  <w:abstractNum w:abstractNumId="11" w15:restartNumberingAfterBreak="0">
+  <w:abstractNum w:abstractNumId="14" w15:restartNumberingAfterBreak="0">
     <w:nsid w:val="5DEF5B73"/>
     <w:multiLevelType w:val="multilevel"/>
     <w:tmpl w:val="13A86056"/>
@@ -7274,7 +7247,120 @@
       </w:rPr>
     </w:lvl>
   </w:abstractNum>
-  <w:abstractNum w:abstractNumId="12" w15:restartNumberingAfterBreak="0">
+  <w:abstractNum w:abstractNumId="15" w15:restartNumberingAfterBreak="0">
+    <w:nsid w:val="60A9752B"/>
+    <w:multiLevelType w:val="hybridMultilevel"/>
+    <w:tmpl w:val="7C901A40"/>
+    <w:lvl w:ilvl="0" w:tplc="04090001">
+      <w:start w:val="1"/>
+      <w:numFmt w:val="bullet"/>
+      <w:lvlText w:val=""/>
+      <w:lvlJc w:val="left"/>
+      <w:pPr>
+        <w:ind w:left="720" w:hanging="360"/>
+      </w:pPr>
+      <w:rPr>
+        <w:rFonts w:ascii="Symbol" w:hAnsi="Symbol" w:hint="default"/>
+      </w:rPr>
+    </w:lvl>
+    <w:lvl w:ilvl="1" w:tplc="04090003" w:tentative="1">
+      <w:start w:val="1"/>
+      <w:numFmt w:val="bullet"/>
+      <w:lvlText w:val="o"/>
+      <w:lvlJc w:val="left"/>
+      <w:pPr>
+        <w:ind w:left="1440" w:hanging="360"/>
+      </w:pPr>
+      <w:rPr>
+        <w:rFonts w:ascii="Courier New" w:hAnsi="Courier New" w:cs="Courier New" w:hint="default"/>
+      </w:rPr>
+    </w:lvl>
+    <w:lvl w:ilvl="2" w:tplc="04090005" w:tentative="1">
+      <w:start w:val="1"/>
+      <w:numFmt w:val="bullet"/>
+      <w:lvlText w:val=""/>
+      <w:lvlJc w:val="left"/>
+      <w:pPr>
+        <w:ind w:left="2160" w:hanging="360"/>
+      </w:pPr>
+      <w:rPr>
+        <w:rFonts w:ascii="Wingdings" w:hAnsi="Wingdings" w:hint="default"/>
+      </w:rPr>
+    </w:lvl>
+    <w:lvl w:ilvl="3" w:tplc="04090001" w:tentative="1">
+      <w:start w:val="1"/>
+      <w:numFmt w:val="bullet"/>
+      <w:lvlText w:val=""/>
+      <w:lvlJc w:val="left"/>
+      <w:pPr>
+        <w:ind w:left="2880" w:hanging="360"/>
+      </w:pPr>
+      <w:rPr>
+        <w:rFonts w:ascii="Symbol" w:hAnsi="Symbol" w:hint="default"/>
+      </w:rPr>
+    </w:lvl>
+    <w:lvl w:ilvl="4" w:tplc="04090003" w:tentative="1">
+      <w:start w:val="1"/>
+      <w:numFmt w:val="bullet"/>
+      <w:lvlText w:val="o"/>
+      <w:lvlJc w:val="left"/>
+      <w:pPr>
+        <w:ind w:left="3600" w:hanging="360"/>
+      </w:pPr>
+      <w:rPr>
+        <w:rFonts w:ascii="Courier New" w:hAnsi="Courier New" w:cs="Courier New" w:hint="default"/>
+      </w:rPr>
+    </w:lvl>
+    <w:lvl w:ilvl="5" w:tplc="04090005" w:tentative="1">
+      <w:start w:val="1"/>
+      <w:numFmt w:val="bullet"/>
+      <w:lvlText w:val=""/>
+      <w:lvlJc w:val="left"/>
+      <w:pPr>
+        <w:ind w:left="4320" w:hanging="360"/>
+      </w:pPr>
+      <w:rPr>
+        <w:rFonts w:ascii="Wingdings" w:hAnsi="Wingdings" w:hint="default"/>
+      </w:rPr>
+    </w:lvl>
+    <w:lvl w:ilvl="6" w:tplc="04090001" w:tentative="1">
+      <w:start w:val="1"/>
+      <w:numFmt w:val="bullet"/>
+      <w:lvlText w:val=""/>
+      <w:lvlJc w:val="left"/>
+      <w:pPr>
+        <w:ind w:left="5040" w:hanging="360"/>
+      </w:pPr>
+      <w:rPr>
+        <w:rFonts w:ascii="Symbol" w:hAnsi="Symbol" w:hint="default"/>
+      </w:rPr>
+    </w:lvl>
+    <w:lvl w:ilvl="7" w:tplc="04090003" w:tentative="1">
+      <w:start w:val="1"/>
+      <w:numFmt w:val="bullet"/>
+      <w:lvlText w:val="o"/>
+      <w:lvlJc w:val="left"/>
+      <w:pPr>
+        <w:ind w:left="5760" w:hanging="360"/>
+      </w:pPr>
+      <w:rPr>
+        <w:rFonts w:ascii="Courier New" w:hAnsi="Courier New" w:cs="Courier New" w:hint="default"/>
+      </w:rPr>
+    </w:lvl>
+    <w:lvl w:ilvl="8" w:tplc="04090005" w:tentative="1">
+      <w:start w:val="1"/>
+      <w:numFmt w:val="bullet"/>
+      <w:lvlText w:val=""/>
+      <w:lvlJc w:val="left"/>
+      <w:pPr>
+        <w:ind w:left="6480" w:hanging="360"/>
+      </w:pPr>
+      <w:rPr>
+        <w:rFonts w:ascii="Wingdings" w:hAnsi="Wingdings" w:hint="default"/>
+      </w:rPr>
+    </w:lvl>
+  </w:abstractNum>
+  <w:abstractNum w:abstractNumId="16" w15:restartNumberingAfterBreak="0">
     <w:nsid w:val="6BE5078C"/>
     <w:multiLevelType w:val="multilevel"/>
     <w:tmpl w:val="47B09606"/>
@@ -7423,7 +7509,7 @@
       </w:rPr>
     </w:lvl>
   </w:abstractNum>
-  <w:abstractNum w:abstractNumId="13" w15:restartNumberingAfterBreak="0">
+  <w:abstractNum w:abstractNumId="17" w15:restartNumberingAfterBreak="0">
     <w:nsid w:val="71790C46"/>
     <w:multiLevelType w:val="multilevel"/>
     <w:tmpl w:val="2C9A9720"/>
@@ -7572,7 +7658,7 @@
       </w:rPr>
     </w:lvl>
   </w:abstractNum>
-  <w:abstractNum w:abstractNumId="14" w15:restartNumberingAfterBreak="0">
+  <w:abstractNum w:abstractNumId="18" w15:restartNumberingAfterBreak="0">
     <w:nsid w:val="7F193B79"/>
     <w:multiLevelType w:val="multilevel"/>
     <w:tmpl w:val="92BA6CFC"/>
@@ -7725,7 +7811,7 @@
     <w:abstractNumId w:val="5"/>
   </w:num>
   <w:num w:numId="2" w16cid:durableId="370810411">
-    <w:abstractNumId w:val="14"/>
+    <w:abstractNumId w:val="18"/>
   </w:num>
   <w:num w:numId="3" w16cid:durableId="1873490485">
     <w:abstractNumId w:val="1"/>
@@ -7734,28 +7820,28 @@
     <w:abstractNumId w:val="3"/>
   </w:num>
   <w:num w:numId="5" w16cid:durableId="307445282">
+    <w:abstractNumId w:val="13"/>
+  </w:num>
+  <w:num w:numId="6" w16cid:durableId="1912150716">
     <w:abstractNumId w:val="10"/>
   </w:num>
-  <w:num w:numId="6" w16cid:durableId="1912150716">
+  <w:num w:numId="7" w16cid:durableId="109056164">
+    <w:abstractNumId w:val="17"/>
+  </w:num>
+  <w:num w:numId="8" w16cid:durableId="1290279477">
+    <w:abstractNumId w:val="16"/>
+  </w:num>
+  <w:num w:numId="9" w16cid:durableId="532158558">
     <w:abstractNumId w:val="8"/>
   </w:num>
-  <w:num w:numId="7" w16cid:durableId="109056164">
-    <w:abstractNumId w:val="13"/>
-  </w:num>
-  <w:num w:numId="8" w16cid:durableId="1290279477">
-    <w:abstractNumId w:val="12"/>
-  </w:num>
-  <w:num w:numId="9" w16cid:durableId="532158558">
-    <w:abstractNumId w:val="6"/>
-  </w:num>
   <w:num w:numId="10" w16cid:durableId="422528215">
-    <w:abstractNumId w:val="11"/>
+    <w:abstractNumId w:val="14"/>
   </w:num>
   <w:num w:numId="11" w16cid:durableId="271594092">
-    <w:abstractNumId w:val="7"/>
+    <w:abstractNumId w:val="9"/>
   </w:num>
   <w:num w:numId="12" w16cid:durableId="1145706049">
-    <w:abstractNumId w:val="9"/>
+    <w:abstractNumId w:val="11"/>
   </w:num>
   <w:num w:numId="13" w16cid:durableId="513301237">
     <w:abstractNumId w:val="5"/>
@@ -7769,11 +7855,23 @@
   <w:num w:numId="16" w16cid:durableId="110902673">
     <w:abstractNumId w:val="2"/>
   </w:num>
+  <w:num w:numId="17" w16cid:durableId="589462190">
+    <w:abstractNumId w:val="6"/>
+  </w:num>
+  <w:num w:numId="18" w16cid:durableId="1593004806">
+    <w:abstractNumId w:val="15"/>
+  </w:num>
+  <w:num w:numId="19" w16cid:durableId="1988318212">
+    <w:abstractNumId w:val="12"/>
+  </w:num>
+  <w:num w:numId="20" w16cid:durableId="934436367">
+    <w:abstractNumId w:val="7"/>
+  </w:num>
 </w:numbering>
 </file>
 
 <file path=word/styles.xml><?xml version="1.0" encoding="utf-8"?>
-<w:styles xmlns:mc="http://schemas.openxmlformats.org/markup-compatibility/2006" xmlns:r="http://schemas.openxmlformats.org/officeDocument/2006/relationships" xmlns:w="http://schemas.openxmlformats.org/wordprocessingml/2006/main" xmlns:w14="http://schemas.microsoft.com/office/word/2010/wordml" xmlns:w15="http://schemas.microsoft.com/office/word/2012/wordml" xmlns:w16cex="http://schemas.microsoft.com/office/word/2018/wordml/cex" xmlns:w16cid="http://schemas.microsoft.com/office/word/2016/wordml/cid" xmlns:w16="http://schemas.microsoft.com/office/word/2018/wordml" xmlns:w16sdtdh="http://schemas.microsoft.com/office/word/2020/wordml/sdtdatahash" xmlns:w16se="http://schemas.microsoft.com/office/word/2015/wordml/symex" mc:Ignorable="w14 w15 w16se w16cid w16 w16cex w16sdtdh">
+<w:styles xmlns:mc="http://schemas.openxmlformats.org/markup-compatibility/2006" xmlns:r="http://schemas.openxmlformats.org/officeDocument/2006/relationships" xmlns:w="http://schemas.openxmlformats.org/wordprocessingml/2006/main" xmlns:w14="http://schemas.microsoft.com/office/word/2010/wordml" xmlns:w15="http://schemas.microsoft.com/office/word/2012/wordml" xmlns:w16cex="http://schemas.microsoft.com/office/word/2018/wordml/cex" xmlns:w16cid="http://schemas.microsoft.com/office/word/2016/wordml/cid" xmlns:w16="http://schemas.microsoft.com/office/word/2018/wordml" xmlns:w16du="http://schemas.microsoft.com/office/word/2023/wordml/word16du" xmlns:w16sdtdh="http://schemas.microsoft.com/office/word/2020/wordml/sdtdatahash" xmlns:w16se="http://schemas.microsoft.com/office/word/2015/wordml/symex" mc:Ignorable="w14 w15 w16se w16cid w16 w16cex w16sdtdh w16du">
   <w:docDefaults>
     <w:rPrDefault>
       <w:rPr>

--- a/cv.docx
+++ b/cv.docx
@@ -1,6 +1,6 @@
 
 <file path=word/document.xml><?xml version="1.0" encoding="utf-8"?>
-<w:document xmlns:wpc="http://schemas.microsoft.com/office/word/2010/wordprocessingCanvas" xmlns:cx="http://schemas.microsoft.com/office/drawing/2014/chartex" xmlns:cx1="http://schemas.microsoft.com/office/drawing/2015/9/8/chartex" xmlns:cx2="http://schemas.microsoft.com/office/drawing/2015/10/21/chartex" xmlns:cx3="http://schemas.microsoft.com/office/drawing/2016/5/9/chartex" xmlns:cx4="http://schemas.microsoft.com/office/drawing/2016/5/10/chartex" xmlns:cx5="http://schemas.microsoft.com/office/drawing/2016/5/11/chartex" xmlns:cx6="http://schemas.microsoft.com/office/drawing/2016/5/12/chartex" xmlns:cx7="http://schemas.microsoft.com/office/drawing/2016/5/13/chartex" xmlns:cx8="http://schemas.microsoft.com/office/drawing/2016/5/14/chartex" xmlns:mc="http://schemas.openxmlformats.org/markup-compatibility/2006" xmlns:aink="http://schemas.microsoft.com/office/drawing/2016/ink" xmlns:am3d="http://schemas.microsoft.com/office/drawing/2017/model3d" xmlns:o="urn:schemas-microsoft-com:office:office" xmlns:oel="http://schemas.microsoft.com/office/2019/extlst" xmlns:r="http://schemas.openxmlformats.org/officeDocument/2006/relationships" xmlns:m="http://schemas.openxmlformats.org/officeDocument/2006/math" xmlns:v="urn:schemas-microsoft-com:vml" xmlns:wp14="http://schemas.microsoft.com/office/word/2010/wordprocessingDrawing" xmlns:wp="http://schemas.openxmlformats.org/drawingml/2006/wordprocessingDrawing" xmlns:w10="urn:schemas-microsoft-com:office:word" xmlns:w="http://schemas.openxmlformats.org/wordprocessingml/2006/main" xmlns:w14="http://schemas.microsoft.com/office/word/2010/wordml" xmlns:w15="http://schemas.microsoft.com/office/word/2012/wordml" xmlns:w16cex="http://schemas.microsoft.com/office/word/2018/wordml/cex" xmlns:w16cid="http://schemas.microsoft.com/office/word/2016/wordml/cid" xmlns:w16="http://schemas.microsoft.com/office/word/2018/wordml" xmlns:w16du="http://schemas.microsoft.com/office/word/2023/wordml/word16du" xmlns:w16sdtdh="http://schemas.microsoft.com/office/word/2020/wordml/sdtdatahash" xmlns:w16se="http://schemas.microsoft.com/office/word/2015/wordml/symex" xmlns:wpg="http://schemas.microsoft.com/office/word/2010/wordprocessingGroup" xmlns:wpi="http://schemas.microsoft.com/office/word/2010/wordprocessingInk" xmlns:wne="http://schemas.microsoft.com/office/word/2006/wordml" xmlns:wps="http://schemas.microsoft.com/office/word/2010/wordprocessingShape" mc:Ignorable="w14 w15 w16se w16cid w16 w16cex w16sdtdh w16du wp14">
+<w:document xmlns:wpc="http://schemas.microsoft.com/office/word/2010/wordprocessingCanvas" xmlns:cx="http://schemas.microsoft.com/office/drawing/2014/chartex" xmlns:cx1="http://schemas.microsoft.com/office/drawing/2015/9/8/chartex" xmlns:cx2="http://schemas.microsoft.com/office/drawing/2015/10/21/chartex" xmlns:cx3="http://schemas.microsoft.com/office/drawing/2016/5/9/chartex" xmlns:cx4="http://schemas.microsoft.com/office/drawing/2016/5/10/chartex" xmlns:cx5="http://schemas.microsoft.com/office/drawing/2016/5/11/chartex" xmlns:cx6="http://schemas.microsoft.com/office/drawing/2016/5/12/chartex" xmlns:cx7="http://schemas.microsoft.com/office/drawing/2016/5/13/chartex" xmlns:cx8="http://schemas.microsoft.com/office/drawing/2016/5/14/chartex" xmlns:mc="http://schemas.openxmlformats.org/markup-compatibility/2006" xmlns:aink="http://schemas.microsoft.com/office/drawing/2016/ink" xmlns:am3d="http://schemas.microsoft.com/office/drawing/2017/model3d" xmlns:o="urn:schemas-microsoft-com:office:office" xmlns:oel="http://schemas.microsoft.com/office/2019/extlst" xmlns:r="http://schemas.openxmlformats.org/officeDocument/2006/relationships" xmlns:m="http://schemas.openxmlformats.org/officeDocument/2006/math" xmlns:v="urn:schemas-microsoft-com:vml" xmlns:wp14="http://schemas.microsoft.com/office/word/2010/wordprocessingDrawing" xmlns:wp="http://schemas.openxmlformats.org/drawingml/2006/wordprocessingDrawing" xmlns:w10="urn:schemas-microsoft-com:office:word" xmlns:w="http://schemas.openxmlformats.org/wordprocessingml/2006/main" xmlns:w14="http://schemas.microsoft.com/office/word/2010/wordml" xmlns:w15="http://schemas.microsoft.com/office/word/2012/wordml" xmlns:w16cex="http://schemas.microsoft.com/office/word/2018/wordml/cex" xmlns:w16cid="http://schemas.microsoft.com/office/word/2016/wordml/cid" xmlns:w16="http://schemas.microsoft.com/office/word/2018/wordml" xmlns:w16du="http://schemas.microsoft.com/office/word/2023/wordml/word16du" xmlns:w16sdtdh="http://schemas.microsoft.com/office/word/2020/wordml/sdtdatahash" xmlns:w16sdtfl="http://schemas.microsoft.com/office/word/2024/wordml/sdtformatlock" xmlns:w16se="http://schemas.microsoft.com/office/word/2015/wordml/symex" xmlns:wpg="http://schemas.microsoft.com/office/word/2010/wordprocessingGroup" xmlns:wpi="http://schemas.microsoft.com/office/word/2010/wordprocessingInk" xmlns:wne="http://schemas.microsoft.com/office/word/2006/wordml" xmlns:wps="http://schemas.microsoft.com/office/word/2010/wordprocessingShape" mc:Ignorable="w14 w15 w16se w16cid w16 w16cex w16sdtdh w16sdtfl w16du wp14">
   <w:body>
     <w:p>
       <w:pPr>
@@ -162,8 +162,8 @@
               <w:rPr>
                 <w:noProof/>
               </w:rPr>
-              <w:pict w14:anchorId="4B0C6D8E">
-                <v:shape id="_x0000_i1027" type="#_x0000_t75" alt="Email 1" style="width:19.15pt;height:19.15pt;visibility:visible;mso-wrap-style:square;mso-width-percent:0;mso-height-percent:0;mso-width-percent:0;mso-height-percent:0">
+              <w:pict w14:anchorId="62AF4A96">
+                <v:shape id="_x0000_i1027" type="#_x0000_t75" alt="Email 1" style="width:18.85pt;height:18.85pt;visibility:visible;mso-wrap-style:square;mso-width-percent:0;mso-height-percent:0;mso-width-percent:0;mso-height-percent:0">
                   <v:imagedata r:id="rId7" o:title="Email 1"/>
                 </v:shape>
               </w:pict>
@@ -225,8 +225,8 @@
               <w:rPr>
                 <w:noProof/>
               </w:rPr>
-              <w:pict w14:anchorId="217811D3">
-                <v:shape id="_x0000_i1026" type="#_x0000_t75" alt="Twitter 1" style="width:19.15pt;height:19.15pt;visibility:visible;mso-wrap-style:square;mso-width-percent:0;mso-height-percent:0;mso-width-percent:0;mso-height-percent:0">
+              <w:pict w14:anchorId="5E62125B">
+                <v:shape id="_x0000_i1026" type="#_x0000_t75" alt="Twitter 1" style="width:18.85pt;height:18.85pt;visibility:visible;mso-wrap-style:square;mso-width-percent:0;mso-height-percent:0;mso-width-percent:0;mso-height-percent:0">
                   <v:imagedata r:id="rId9" o:title="Twitter 1"/>
                 </v:shape>
               </w:pict>
@@ -288,8 +288,8 @@
               <w:rPr>
                 <w:noProof/>
               </w:rPr>
-              <w:pict w14:anchorId="388AE024">
-                <v:shape id="_x0000_i1025" type="#_x0000_t75" alt="Github 1" style="width:19.15pt;height:19.15pt;visibility:visible;mso-wrap-style:square;mso-width-percent:0;mso-height-percent:0;mso-width-percent:0;mso-height-percent:0">
+              <w:pict w14:anchorId="176CE6C9">
+                <v:shape id="_x0000_i1025" type="#_x0000_t75" alt="Github 1" style="width:18.85pt;height:18.85pt;visibility:visible;mso-wrap-style:square;mso-width-percent:0;mso-height-percent:0;mso-width-percent:0;mso-height-percent:0">
                   <v:imagedata r:id="rId11" o:title="Github 1"/>
                 </v:shape>
               </w:pict>
@@ -307,7 +307,6 @@
               </w:rPr>
             </w:pPr>
             <w:hyperlink r:id="rId12" w:history="1">
-              <w:proofErr w:type="spellStart"/>
               <w:r>
                 <w:rPr>
                   <w:rFonts w:eastAsia="Times New Roman" w:cstheme="minorHAnsi"/>
@@ -318,7 +317,6 @@
                 </w:rPr>
                 <w:t>luisrudge</w:t>
               </w:r>
-              <w:proofErr w:type="spellEnd"/>
             </w:hyperlink>
           </w:p>
           <w:p>
@@ -719,33 +717,7 @@
           <w:shd w:val="clear" w:color="auto" w:fill="FFFFFF"/>
           <w:lang w:val="en-US" w:eastAsia="pt-BR"/>
         </w:rPr>
-        <w:t xml:space="preserve">@ </w:t>
-      </w:r>
-      <w:proofErr w:type="spellStart"/>
-      <w:r>
-        <w:rPr>
-          <w:rFonts w:eastAsia="Times New Roman" w:cstheme="minorHAnsi"/>
-          <w:bCs/>
-          <w:color w:val="000000"/>
-          <w:sz w:val="30"/>
-          <w:szCs w:val="30"/>
-          <w:shd w:val="clear" w:color="auto" w:fill="FFFFFF"/>
-          <w:lang w:val="en-US" w:eastAsia="pt-BR"/>
-        </w:rPr>
-        <w:t>Kritik</w:t>
-      </w:r>
-      <w:proofErr w:type="spellEnd"/>
-      <w:r>
-        <w:rPr>
-          <w:rFonts w:eastAsia="Times New Roman" w:cstheme="minorHAnsi"/>
-          <w:bCs/>
-          <w:color w:val="000000"/>
-          <w:sz w:val="30"/>
-          <w:szCs w:val="30"/>
-          <w:shd w:val="clear" w:color="auto" w:fill="FFFFFF"/>
-          <w:lang w:val="en-US" w:eastAsia="pt-BR"/>
-        </w:rPr>
-        <w:t xml:space="preserve"> </w:t>
+        <w:t xml:space="preserve">@ Kritik </w:t>
       </w:r>
       <w:r>
         <w:rPr>
@@ -909,31 +881,7 @@
           <w:shd w:val="clear" w:color="auto" w:fill="FFFFFF"/>
           <w:lang w:val="en-US"/>
         </w:rPr>
-        <w:t xml:space="preserve">At </w:t>
-      </w:r>
-      <w:proofErr w:type="spellStart"/>
-      <w:r>
-        <w:rPr>
-          <w:rFonts w:cstheme="minorHAnsi"/>
-          <w:color w:val="333333"/>
-          <w:sz w:val="20"/>
-          <w:szCs w:val="20"/>
-          <w:shd w:val="clear" w:color="auto" w:fill="FFFFFF"/>
-          <w:lang w:val="en-US"/>
-        </w:rPr>
-        <w:t>Kritik</w:t>
-      </w:r>
-      <w:proofErr w:type="spellEnd"/>
-      <w:r>
-        <w:rPr>
-          <w:rFonts w:cstheme="minorHAnsi"/>
-          <w:color w:val="333333"/>
-          <w:sz w:val="20"/>
-          <w:szCs w:val="20"/>
-          <w:shd w:val="clear" w:color="auto" w:fill="FFFFFF"/>
-          <w:lang w:val="en-US"/>
-        </w:rPr>
-        <w:t>, I lead core engineering initiatives for a peer assessment platform serving North American universities.</w:t>
+        <w:t>At Kritik, I lead core engineering initiatives for a peer assessment platform serving North American universities.</w:t>
       </w:r>
     </w:p>
     <w:p>
@@ -1191,22 +1139,8 @@
           <w:shd w:val="clear" w:color="auto" w:fill="FFFFFF"/>
           <w:lang w:val="en-US" w:eastAsia="pt-BR"/>
         </w:rPr>
-        <w:t xml:space="preserve">@ </w:t>
-      </w:r>
-      <w:proofErr w:type="spellStart"/>
-      <w:r>
-        <w:rPr>
-          <w:rFonts w:eastAsia="Times New Roman" w:cstheme="minorHAnsi"/>
-          <w:bCs/>
-          <w:color w:val="000000"/>
-          <w:sz w:val="30"/>
-          <w:szCs w:val="30"/>
-          <w:shd w:val="clear" w:color="auto" w:fill="FFFFFF"/>
-          <w:lang w:val="en-US" w:eastAsia="pt-BR"/>
-        </w:rPr>
-        <w:t>Browze</w:t>
-      </w:r>
-      <w:proofErr w:type="spellEnd"/>
+        <w:t>@ Browze</w:t>
+      </w:r>
       <w:r>
         <w:rPr>
           <w:rFonts w:eastAsia="Times New Roman" w:cstheme="minorHAnsi"/>
@@ -1386,31 +1320,7 @@
           <w:shd w:val="clear" w:color="auto" w:fill="FFFFFF"/>
           <w:lang w:val="en-US"/>
         </w:rPr>
-        <w:t xml:space="preserve">I joined </w:t>
-      </w:r>
-      <w:proofErr w:type="spellStart"/>
-      <w:r>
-        <w:rPr>
-          <w:rFonts w:ascii="Arial" w:hAnsi="Arial" w:cs="Arial"/>
-          <w:color w:val="282828"/>
-          <w:sz w:val="21"/>
-          <w:szCs w:val="21"/>
-          <w:shd w:val="clear" w:color="auto" w:fill="FFFFFF"/>
-          <w:lang w:val="en-US"/>
-        </w:rPr>
-        <w:t>Browze</w:t>
-      </w:r>
-      <w:proofErr w:type="spellEnd"/>
-      <w:r>
-        <w:rPr>
-          <w:rFonts w:ascii="Arial" w:hAnsi="Arial" w:cs="Arial"/>
-          <w:color w:val="282828"/>
-          <w:sz w:val="21"/>
-          <w:szCs w:val="21"/>
-          <w:shd w:val="clear" w:color="auto" w:fill="FFFFFF"/>
-          <w:lang w:val="en-US"/>
-        </w:rPr>
-        <w:t xml:space="preserve"> as a Senior Frontend Engineer and quickly began leading a small team of 4 engineers to rewrite the browze.com website experience. Through regular mentoring sessions and technical guidance, I helped grow team capabilities while collaborating with product and design teams and launching the project in four months.</w:t>
+        <w:t>I joined Browze as a Senior Frontend Engineer and quickly began leading a small team of 4 engineers to rewrite the browze.com website experience. Through regular mentoring sessions and technical guidance, I helped grow team capabilities while collaborating with product and design teams and launching the project in four months.</w:t>
       </w:r>
     </w:p>
     <w:p>
@@ -1733,31 +1643,7 @@
           <w:shd w:val="clear" w:color="auto" w:fill="FFFFFF"/>
           <w:lang w:val="en-US"/>
         </w:rPr>
-        <w:t xml:space="preserve">Performance was always the goal, and that's why we built </w:t>
-      </w:r>
-      <w:proofErr w:type="spellStart"/>
-      <w:r>
-        <w:rPr>
-          <w:rFonts w:ascii="Arial" w:hAnsi="Arial" w:cs="Arial"/>
-          <w:color w:val="282828"/>
-          <w:sz w:val="21"/>
-          <w:szCs w:val="21"/>
-          <w:shd w:val="clear" w:color="auto" w:fill="FFFFFF"/>
-          <w:lang w:val="en-US"/>
-        </w:rPr>
-        <w:t>Browze</w:t>
-      </w:r>
-      <w:proofErr w:type="spellEnd"/>
-      <w:r>
-        <w:rPr>
-          <w:rFonts w:ascii="Arial" w:hAnsi="Arial" w:cs="Arial"/>
-          <w:color w:val="282828"/>
-          <w:sz w:val="21"/>
-          <w:szCs w:val="21"/>
-          <w:shd w:val="clear" w:color="auto" w:fill="FFFFFF"/>
-          <w:lang w:val="en-US"/>
-        </w:rPr>
-        <w:t xml:space="preserve"> 2.0 with Next.js (React), leveraging ISR (Incremental Static Regeneration) to its fullest (including dynamic invalidation when any data changed). Effectively, we served raw .html files. When you do nothing, you can scale infinitely!</w:t>
+        <w:t>Performance was always the goal, and that's why we built Browze 2.0 with Next.js (React), leveraging ISR (Incremental Static Regeneration) to its fullest (including dynamic invalidation when any data changed). Effectively, we served raw .html files. When you do nothing, you can scale infinitely!</w:t>
       </w:r>
     </w:p>
     <w:p>
@@ -2121,27 +2007,7 @@
           <w:szCs w:val="24"/>
           <w:lang w:val="en-US" w:eastAsia="pt-BR"/>
         </w:rPr>
-        <w:t>Leading a team of engineers in rebuilding critical services and infrastructure for a</w:t>
-      </w:r>
-      <w:r>
-        <w:rPr>
-          <w:rFonts w:eastAsia="Times New Roman" w:cstheme="minorHAnsi"/>
-          <w:color w:val="333333"/>
-          <w:sz w:val="24"/>
-          <w:szCs w:val="24"/>
-          <w:lang w:val="en-US" w:eastAsia="pt-BR"/>
-        </w:rPr>
-        <w:t xml:space="preserve"> </w:t>
-      </w:r>
-      <w:r>
-        <w:rPr>
-          <w:rFonts w:eastAsia="Times New Roman" w:cstheme="minorHAnsi"/>
-          <w:color w:val="333333"/>
-          <w:sz w:val="24"/>
-          <w:szCs w:val="24"/>
-          <w:lang w:val="en-US" w:eastAsia="pt-BR"/>
-        </w:rPr>
-        <w:t>big enterprise</w:t>
+        <w:t>Leading a team of engineers in rebuilding critical services and infrastructure for a big enterprise</w:t>
       </w:r>
     </w:p>
     <w:p>
@@ -2168,49 +2034,7 @@
           <w:szCs w:val="24"/>
           <w:lang w:val="en-US" w:eastAsia="pt-BR"/>
         </w:rPr>
-        <w:t xml:space="preserve">Designed initial architecture and prototype using Node.js, </w:t>
-      </w:r>
-      <w:proofErr w:type="spellStart"/>
-      <w:r>
-        <w:rPr>
-          <w:rFonts w:eastAsia="Times New Roman" w:cstheme="minorHAnsi"/>
-          <w:color w:val="333333"/>
-          <w:sz w:val="24"/>
-          <w:szCs w:val="24"/>
-          <w:lang w:val="en-US" w:eastAsia="pt-BR"/>
-        </w:rPr>
-        <w:t>GraphQL</w:t>
-      </w:r>
-      <w:proofErr w:type="spellEnd"/>
-      <w:r>
-        <w:rPr>
-          <w:rFonts w:eastAsia="Times New Roman" w:cstheme="minorHAnsi"/>
-          <w:color w:val="333333"/>
-          <w:sz w:val="24"/>
-          <w:szCs w:val="24"/>
-          <w:lang w:val="en-US" w:eastAsia="pt-BR"/>
-        </w:rPr>
-        <w:t>, Oracle,</w:t>
-      </w:r>
-      <w:r>
-        <w:rPr>
-          <w:rFonts w:eastAsia="Times New Roman" w:cstheme="minorHAnsi"/>
-          <w:color w:val="333333"/>
-          <w:sz w:val="24"/>
-          <w:szCs w:val="24"/>
-          <w:lang w:val="en-US" w:eastAsia="pt-BR"/>
-        </w:rPr>
-        <w:t xml:space="preserve"> </w:t>
-      </w:r>
-      <w:r>
-        <w:rPr>
-          <w:rFonts w:eastAsia="Times New Roman" w:cstheme="minorHAnsi"/>
-          <w:color w:val="333333"/>
-          <w:sz w:val="24"/>
-          <w:szCs w:val="24"/>
-          <w:lang w:val="en-US" w:eastAsia="pt-BR"/>
-        </w:rPr>
-        <w:t>PostgreSQL, React, and Tailwind CSS while mentoring team on best practices</w:t>
+        <w:t>Designed initial architecture and prototype using Node.js, GraphQL, Oracle, PostgreSQL, React, and Tailwind CSS while mentoring team on best practices</w:t>
       </w:r>
     </w:p>
     <w:p>
@@ -2303,19 +2127,7 @@
           <w:szCs w:val="28"/>
           <w:lang w:val="en-US" w:eastAsia="pt-BR"/>
         </w:rPr>
-        <w:t>Frontend Engineer</w:t>
-      </w:r>
-      <w:r>
-        <w:rPr>
-          <w:rFonts w:eastAsia="Times New Roman" w:cstheme="minorHAnsi"/>
-          <w:b/>
-          <w:bCs/>
-          <w:color w:val="333333"/>
-          <w:sz w:val="28"/>
-          <w:szCs w:val="28"/>
-          <w:lang w:val="en-US" w:eastAsia="pt-BR"/>
-        </w:rPr>
-        <w:t xml:space="preserve"> </w:t>
+        <w:t xml:space="preserve">JavaScript SDK Lead </w:t>
       </w:r>
       <w:r>
         <w:rPr>
@@ -2883,29 +2695,7 @@
           <w:szCs w:val="24"/>
           <w:lang w:val="en-US" w:eastAsia="pt-BR"/>
         </w:rPr>
-        <w:t xml:space="preserve"> ‘</w:t>
-      </w:r>
-      <w:proofErr w:type="spellStart"/>
-      <w:r>
-        <w:rPr>
-          <w:rFonts w:eastAsia="Times New Roman" w:cstheme="minorHAnsi"/>
-          <w:color w:val="333333"/>
-          <w:sz w:val="24"/>
-          <w:szCs w:val="24"/>
-          <w:lang w:val="en-US" w:eastAsia="pt-BR"/>
-        </w:rPr>
-        <w:t>Quickstarts</w:t>
-      </w:r>
-      <w:proofErr w:type="spellEnd"/>
-      <w:r>
-        <w:rPr>
-          <w:rFonts w:eastAsia="Times New Roman" w:cstheme="minorHAnsi"/>
-          <w:color w:val="333333"/>
-          <w:sz w:val="24"/>
-          <w:szCs w:val="24"/>
-          <w:lang w:val="en-US" w:eastAsia="pt-BR"/>
-        </w:rPr>
-        <w:t>’</w:t>
+        <w:t xml:space="preserve"> ‘Quickstarts’</w:t>
       </w:r>
       <w:r>
         <w:rPr>
@@ -3117,22 +2907,8 @@
           <w:shd w:val="clear" w:color="auto" w:fill="FFFFFF"/>
           <w:lang w:val="en-US" w:eastAsia="pt-BR"/>
         </w:rPr>
-        <w:t xml:space="preserve">@ </w:t>
-      </w:r>
-      <w:proofErr w:type="spellStart"/>
-      <w:r>
-        <w:rPr>
-          <w:rFonts w:eastAsia="Times New Roman" w:cstheme="minorHAnsi"/>
-          <w:bCs/>
-          <w:color w:val="000000"/>
-          <w:sz w:val="30"/>
-          <w:szCs w:val="30"/>
-          <w:shd w:val="clear" w:color="auto" w:fill="FFFFFF"/>
-          <w:lang w:val="en-US" w:eastAsia="pt-BR"/>
-        </w:rPr>
-        <w:t>RealROI</w:t>
-      </w:r>
-      <w:proofErr w:type="spellEnd"/>
+        <w:t>@ RealROI</w:t>
+      </w:r>
       <w:r>
         <w:rPr>
           <w:rFonts w:eastAsia="Times New Roman" w:cstheme="minorHAnsi"/>
@@ -3713,20 +3489,8 @@
           <w:szCs w:val="24"/>
           <w:lang w:val="en-US" w:eastAsia="pt-BR"/>
         </w:rPr>
-        <w:t xml:space="preserve">, eventually deciding to use </w:t>
-      </w:r>
-      <w:proofErr w:type="spellStart"/>
-      <w:r>
-        <w:rPr>
-          <w:rFonts w:eastAsia="Times New Roman" w:cstheme="minorHAnsi"/>
-          <w:color w:val="333333"/>
-          <w:sz w:val="24"/>
-          <w:szCs w:val="24"/>
-          <w:lang w:val="en-US" w:eastAsia="pt-BR"/>
-        </w:rPr>
-        <w:t>MobX</w:t>
-      </w:r>
-      <w:proofErr w:type="spellEnd"/>
+        <w:t>, eventually deciding to use MobX</w:t>
+      </w:r>
       <w:r>
         <w:rPr>
           <w:rFonts w:eastAsia="Times New Roman" w:cstheme="minorHAnsi"/>
@@ -3886,7 +3650,6 @@
         </w:rPr>
         <w:t>(</w:t>
       </w:r>
-      <w:proofErr w:type="spellStart"/>
       <w:r>
         <w:rPr>
           <w:rFonts w:eastAsia="Times New Roman" w:cstheme="minorHAnsi"/>
@@ -3897,20 +3660,7 @@
           <w:shd w:val="clear" w:color="auto" w:fill="FFFFFF"/>
           <w:lang w:val="en-US" w:eastAsia="pt-BR"/>
         </w:rPr>
-        <w:t>Florianópolis</w:t>
-      </w:r>
-      <w:proofErr w:type="spellEnd"/>
-      <w:r>
-        <w:rPr>
-          <w:rFonts w:eastAsia="Times New Roman" w:cstheme="minorHAnsi"/>
-          <w:bCs/>
-          <w:color w:val="A6A6A6" w:themeColor="background1" w:themeShade="A6"/>
-          <w:sz w:val="18"/>
-          <w:szCs w:val="18"/>
-          <w:shd w:val="clear" w:color="auto" w:fill="FFFFFF"/>
-          <w:lang w:val="en-US" w:eastAsia="pt-BR"/>
-        </w:rPr>
-        <w:t xml:space="preserve"> - Brazil</w:t>
+        <w:t>Florianópolis - Brazil</w:t>
       </w:r>
       <w:r>
         <w:rPr>
@@ -4063,7 +3813,6 @@
         </w:rPr>
         <w:t xml:space="preserve">@ </w:t>
       </w:r>
-      <w:proofErr w:type="spellStart"/>
       <w:r>
         <w:rPr>
           <w:rFonts w:eastAsia="Times New Roman" w:cstheme="minorHAnsi"/>
@@ -4074,35 +3823,8 @@
           <w:shd w:val="clear" w:color="auto" w:fill="FFFFFF"/>
           <w:lang w:val="en-US" w:eastAsia="pt-BR"/>
         </w:rPr>
-        <w:t>Tecnologia</w:t>
-      </w:r>
-      <w:proofErr w:type="spellEnd"/>
-      <w:r>
-        <w:rPr>
-          <w:rFonts w:eastAsia="Times New Roman" w:cstheme="minorHAnsi"/>
-          <w:bCs/>
-          <w:color w:val="000000"/>
-          <w:sz w:val="24"/>
-          <w:szCs w:val="24"/>
-          <w:shd w:val="clear" w:color="auto" w:fill="FFFFFF"/>
-          <w:lang w:val="en-US" w:eastAsia="pt-BR"/>
-        </w:rPr>
-        <w:t xml:space="preserve"> </w:t>
-      </w:r>
-      <w:proofErr w:type="spellStart"/>
-      <w:r>
-        <w:rPr>
-          <w:rFonts w:eastAsia="Times New Roman" w:cstheme="minorHAnsi"/>
-          <w:bCs/>
-          <w:color w:val="000000"/>
-          <w:sz w:val="24"/>
-          <w:szCs w:val="24"/>
-          <w:shd w:val="clear" w:color="auto" w:fill="FFFFFF"/>
-          <w:lang w:val="en-US" w:eastAsia="pt-BR"/>
-        </w:rPr>
-        <w:t>Única</w:t>
-      </w:r>
-      <w:proofErr w:type="spellEnd"/>
+        <w:t>Tecnologia Única</w:t>
+      </w:r>
     </w:p>
     <w:p>
       <w:pPr>
@@ -4156,33 +3878,7 @@
           <w:shd w:val="clear" w:color="auto" w:fill="FFFFFF"/>
           <w:lang w:eastAsia="pt-BR"/>
         </w:rPr>
-        <w:t xml:space="preserve"> - </w:t>
-      </w:r>
-      <w:proofErr w:type="spellStart"/>
-      <w:r>
-        <w:rPr>
-          <w:rFonts w:eastAsia="Times New Roman" w:cstheme="minorHAnsi"/>
-          <w:bCs/>
-          <w:color w:val="A6A6A6" w:themeColor="background1" w:themeShade="A6"/>
-          <w:sz w:val="18"/>
-          <w:szCs w:val="18"/>
-          <w:shd w:val="clear" w:color="auto" w:fill="FFFFFF"/>
-          <w:lang w:eastAsia="pt-BR"/>
-        </w:rPr>
-        <w:t>Brazil</w:t>
-      </w:r>
-      <w:proofErr w:type="spellEnd"/>
-      <w:r>
-        <w:rPr>
-          <w:rFonts w:eastAsia="Times New Roman" w:cstheme="minorHAnsi"/>
-          <w:bCs/>
-          <w:color w:val="A6A6A6" w:themeColor="background1" w:themeShade="A6"/>
-          <w:sz w:val="18"/>
-          <w:szCs w:val="18"/>
-          <w:shd w:val="clear" w:color="auto" w:fill="FFFFFF"/>
-          <w:lang w:eastAsia="pt-BR"/>
-        </w:rPr>
-        <w:t xml:space="preserve"> - </w:t>
+        <w:t xml:space="preserve"> - Brazil - </w:t>
       </w:r>
       <w:hyperlink r:id="rId19" w:history="1">
         <w:r>
@@ -4278,31 +3974,7 @@
           <w:shd w:val="clear" w:color="auto" w:fill="FFFFFF"/>
           <w:lang w:eastAsia="pt-BR"/>
         </w:rPr>
-        <w:t xml:space="preserve">2011-06 </w:t>
-      </w:r>
-      <w:proofErr w:type="spellStart"/>
-      <w:r>
-        <w:rPr>
-          <w:rFonts w:eastAsia="Times New Roman" w:cstheme="minorHAnsi"/>
-          <w:color w:val="333333"/>
-          <w:sz w:val="20"/>
-          <w:szCs w:val="20"/>
-          <w:shd w:val="clear" w:color="auto" w:fill="FFFFFF"/>
-          <w:lang w:eastAsia="pt-BR"/>
-        </w:rPr>
-        <w:t>to</w:t>
-      </w:r>
-      <w:proofErr w:type="spellEnd"/>
-      <w:r>
-        <w:rPr>
-          <w:rFonts w:eastAsia="Times New Roman" w:cstheme="minorHAnsi"/>
-          <w:color w:val="333333"/>
-          <w:sz w:val="20"/>
-          <w:szCs w:val="20"/>
-          <w:shd w:val="clear" w:color="auto" w:fill="FFFFFF"/>
-          <w:lang w:eastAsia="pt-BR"/>
-        </w:rPr>
-        <w:t xml:space="preserve"> 2013-04</w:t>
+        <w:t>2011-06 to 2013-04</w:t>
       </w:r>
     </w:p>
     <w:p>
@@ -4372,7 +4044,6 @@
         </w:rPr>
         <w:t xml:space="preserve">Tech </w:t>
       </w:r>
-      <w:proofErr w:type="spellStart"/>
       <w:r>
         <w:rPr>
           <w:rFonts w:eastAsia="Times New Roman" w:cstheme="minorHAnsi"/>
@@ -4383,58 +4054,19 @@
           <w:szCs w:val="24"/>
           <w:lang w:eastAsia="pt-BR"/>
         </w:rPr>
-        <w:t>Founder</w:t>
-      </w:r>
-      <w:proofErr w:type="spellEnd"/>
-      <w:r>
-        <w:rPr>
-          <w:rFonts w:eastAsia="Times New Roman" w:cstheme="minorHAnsi"/>
-          <w:b/>
-          <w:bCs/>
-          <w:color w:val="333333"/>
-          <w:sz w:val="24"/>
-          <w:szCs w:val="24"/>
+        <w:t xml:space="preserve">Founder </w:t>
+      </w:r>
+      <w:r>
+        <w:rPr>
+          <w:rFonts w:eastAsia="Times New Roman" w:cstheme="minorHAnsi"/>
+          <w:bCs/>
+          <w:color w:val="000000"/>
+          <w:sz w:val="24"/>
+          <w:szCs w:val="24"/>
+          <w:shd w:val="clear" w:color="auto" w:fill="FFFFFF"/>
           <w:lang w:eastAsia="pt-BR"/>
         </w:rPr>
-        <w:t xml:space="preserve"> </w:t>
-      </w:r>
-      <w:r>
-        <w:rPr>
-          <w:rFonts w:eastAsia="Times New Roman" w:cstheme="minorHAnsi"/>
-          <w:bCs/>
-          <w:color w:val="000000"/>
-          <w:sz w:val="24"/>
-          <w:szCs w:val="24"/>
-          <w:shd w:val="clear" w:color="auto" w:fill="FFFFFF"/>
-          <w:lang w:eastAsia="pt-BR"/>
-        </w:rPr>
-        <w:t xml:space="preserve">@ </w:t>
-      </w:r>
-      <w:proofErr w:type="spellStart"/>
-      <w:r>
-        <w:rPr>
-          <w:rFonts w:eastAsia="Times New Roman" w:cstheme="minorHAnsi"/>
-          <w:bCs/>
-          <w:color w:val="000000"/>
-          <w:sz w:val="24"/>
-          <w:szCs w:val="24"/>
-          <w:shd w:val="clear" w:color="auto" w:fill="FFFFFF"/>
-          <w:lang w:eastAsia="pt-BR"/>
-        </w:rPr>
-        <w:t>DePoster</w:t>
-      </w:r>
-      <w:proofErr w:type="spellEnd"/>
-      <w:r>
-        <w:rPr>
-          <w:rFonts w:eastAsia="Times New Roman" w:cstheme="minorHAnsi"/>
-          <w:bCs/>
-          <w:color w:val="000000"/>
-          <w:sz w:val="24"/>
-          <w:szCs w:val="24"/>
-          <w:shd w:val="clear" w:color="auto" w:fill="FFFFFF"/>
-          <w:lang w:eastAsia="pt-BR"/>
-        </w:rPr>
-        <w:t xml:space="preserve"> Inova Quadros</w:t>
+        <w:t>@ DePoster Inova Quadros</w:t>
       </w:r>
     </w:p>
     <w:p>
@@ -4467,7 +4099,6 @@
         </w:rPr>
         <w:t>(</w:t>
       </w:r>
-      <w:proofErr w:type="spellStart"/>
       <w:r>
         <w:rPr>
           <w:rFonts w:eastAsia="Times New Roman" w:cstheme="minorHAnsi"/>
@@ -4478,20 +4109,7 @@
           <w:shd w:val="clear" w:color="auto" w:fill="FFFFFF"/>
           <w:lang w:val="en-US" w:eastAsia="pt-BR"/>
         </w:rPr>
-        <w:t>Florianópolis</w:t>
-      </w:r>
-      <w:proofErr w:type="spellEnd"/>
-      <w:r>
-        <w:rPr>
-          <w:rFonts w:eastAsia="Times New Roman" w:cstheme="minorHAnsi"/>
-          <w:bCs/>
-          <w:color w:val="A6A6A6" w:themeColor="background1" w:themeShade="A6"/>
-          <w:sz w:val="18"/>
-          <w:szCs w:val="18"/>
-          <w:shd w:val="clear" w:color="auto" w:fill="FFFFFF"/>
-          <w:lang w:val="en-US" w:eastAsia="pt-BR"/>
-        </w:rPr>
-        <w:t xml:space="preserve"> - Brazil</w:t>
+        <w:t>Florianópolis - Brazil</w:t>
       </w:r>
       <w:r>
         <w:rPr>
@@ -4655,7 +4273,6 @@
         </w:rPr>
         <w:t xml:space="preserve">@ </w:t>
       </w:r>
-      <w:proofErr w:type="spellStart"/>
       <w:r>
         <w:rPr>
           <w:rFonts w:eastAsia="Times New Roman" w:cstheme="minorHAnsi"/>
@@ -4666,20 +4283,7 @@
           <w:shd w:val="clear" w:color="auto" w:fill="FFFFFF"/>
           <w:lang w:val="en-US" w:eastAsia="pt-BR"/>
         </w:rPr>
-        <w:t>Unic</w:t>
-      </w:r>
-      <w:proofErr w:type="spellEnd"/>
-      <w:r>
-        <w:rPr>
-          <w:rFonts w:eastAsia="Times New Roman" w:cstheme="minorHAnsi"/>
-          <w:bCs/>
-          <w:color w:val="000000"/>
-          <w:sz w:val="24"/>
-          <w:szCs w:val="24"/>
-          <w:shd w:val="clear" w:color="auto" w:fill="FFFFFF"/>
-          <w:lang w:val="en-US" w:eastAsia="pt-BR"/>
-        </w:rPr>
-        <w:t xml:space="preserve"> Learning</w:t>
+        <w:t>Unic Learning</w:t>
       </w:r>
     </w:p>
     <w:p>
@@ -4734,33 +4338,7 @@
           <w:shd w:val="clear" w:color="auto" w:fill="FFFFFF"/>
           <w:lang w:eastAsia="pt-BR"/>
         </w:rPr>
-        <w:t xml:space="preserve"> - </w:t>
-      </w:r>
-      <w:proofErr w:type="spellStart"/>
-      <w:r>
-        <w:rPr>
-          <w:rFonts w:eastAsia="Times New Roman" w:cstheme="minorHAnsi"/>
-          <w:bCs/>
-          <w:color w:val="A6A6A6" w:themeColor="background1" w:themeShade="A6"/>
-          <w:sz w:val="18"/>
-          <w:szCs w:val="18"/>
-          <w:shd w:val="clear" w:color="auto" w:fill="FFFFFF"/>
-          <w:lang w:eastAsia="pt-BR"/>
-        </w:rPr>
-        <w:t>Brazil</w:t>
-      </w:r>
-      <w:proofErr w:type="spellEnd"/>
-      <w:r>
-        <w:rPr>
-          <w:rFonts w:eastAsia="Times New Roman" w:cstheme="minorHAnsi"/>
-          <w:bCs/>
-          <w:color w:val="A6A6A6" w:themeColor="background1" w:themeShade="A6"/>
-          <w:sz w:val="18"/>
-          <w:szCs w:val="18"/>
-          <w:shd w:val="clear" w:color="auto" w:fill="FFFFFF"/>
-          <w:lang w:eastAsia="pt-BR"/>
-        </w:rPr>
-        <w:t xml:space="preserve"> - </w:t>
+        <w:t xml:space="preserve"> - Brazil - </w:t>
       </w:r>
       <w:hyperlink r:id="rId21" w:history="1">
         <w:r>
@@ -5005,7 +4583,6 @@
           <w:lang w:val="en-US" w:eastAsia="pt-BR"/>
         </w:rPr>
       </w:pPr>
-      <w:proofErr w:type="spellStart"/>
       <w:r>
         <w:rPr>
           <w:rFonts w:eastAsia="Times New Roman" w:cstheme="minorHAnsi"/>
@@ -5016,7 +4593,6 @@
         </w:rPr>
         <w:t>GraphQL</w:t>
       </w:r>
-      <w:proofErr w:type="spellEnd"/>
     </w:p>
     <w:p>
       <w:pPr>
@@ -5137,7 +4713,7 @@
 </file>
 
 <file path=word/endnotes.xml><?xml version="1.0" encoding="utf-8"?>
-<w:endnotes xmlns:wpc="http://schemas.microsoft.com/office/word/2010/wordprocessingCanvas" xmlns:cx="http://schemas.microsoft.com/office/drawing/2014/chartex" xmlns:cx1="http://schemas.microsoft.com/office/drawing/2015/9/8/chartex" xmlns:cx2="http://schemas.microsoft.com/office/drawing/2015/10/21/chartex" xmlns:cx3="http://schemas.microsoft.com/office/drawing/2016/5/9/chartex" xmlns:cx4="http://schemas.microsoft.com/office/drawing/2016/5/10/chartex" xmlns:cx5="http://schemas.microsoft.com/office/drawing/2016/5/11/chartex" xmlns:cx6="http://schemas.microsoft.com/office/drawing/2016/5/12/chartex" xmlns:cx7="http://schemas.microsoft.com/office/drawing/2016/5/13/chartex" xmlns:cx8="http://schemas.microsoft.com/office/drawing/2016/5/14/chartex" xmlns:mc="http://schemas.openxmlformats.org/markup-compatibility/2006" xmlns:aink="http://schemas.microsoft.com/office/drawing/2016/ink" xmlns:am3d="http://schemas.microsoft.com/office/drawing/2017/model3d" xmlns:o="urn:schemas-microsoft-com:office:office" xmlns:oel="http://schemas.microsoft.com/office/2019/extlst" xmlns:r="http://schemas.openxmlformats.org/officeDocument/2006/relationships" xmlns:m="http://schemas.openxmlformats.org/officeDocument/2006/math" xmlns:v="urn:schemas-microsoft-com:vml" xmlns:wp14="http://schemas.microsoft.com/office/word/2010/wordprocessingDrawing" xmlns:wp="http://schemas.openxmlformats.org/drawingml/2006/wordprocessingDrawing" xmlns:w10="urn:schemas-microsoft-com:office:word" xmlns:w="http://schemas.openxmlformats.org/wordprocessingml/2006/main" xmlns:w14="http://schemas.microsoft.com/office/word/2010/wordml" xmlns:w15="http://schemas.microsoft.com/office/word/2012/wordml" xmlns:w16cex="http://schemas.microsoft.com/office/word/2018/wordml/cex" xmlns:w16cid="http://schemas.microsoft.com/office/word/2016/wordml/cid" xmlns:w16="http://schemas.microsoft.com/office/word/2018/wordml" xmlns:w16du="http://schemas.microsoft.com/office/word/2023/wordml/word16du" xmlns:w16sdtdh="http://schemas.microsoft.com/office/word/2020/wordml/sdtdatahash" xmlns:w16se="http://schemas.microsoft.com/office/word/2015/wordml/symex" xmlns:wpg="http://schemas.microsoft.com/office/word/2010/wordprocessingGroup" xmlns:wpi="http://schemas.microsoft.com/office/word/2010/wordprocessingInk" xmlns:wne="http://schemas.microsoft.com/office/word/2006/wordml" xmlns:wps="http://schemas.microsoft.com/office/word/2010/wordprocessingShape" mc:Ignorable="w14 w15 w16se w16cid w16 w16cex w16sdtdh w16du wp14">
+<w:endnotes xmlns:wpc="http://schemas.microsoft.com/office/word/2010/wordprocessingCanvas" xmlns:cx="http://schemas.microsoft.com/office/drawing/2014/chartex" xmlns:cx1="http://schemas.microsoft.com/office/drawing/2015/9/8/chartex" xmlns:cx2="http://schemas.microsoft.com/office/drawing/2015/10/21/chartex" xmlns:cx3="http://schemas.microsoft.com/office/drawing/2016/5/9/chartex" xmlns:cx4="http://schemas.microsoft.com/office/drawing/2016/5/10/chartex" xmlns:cx5="http://schemas.microsoft.com/office/drawing/2016/5/11/chartex" xmlns:cx6="http://schemas.microsoft.com/office/drawing/2016/5/12/chartex" xmlns:cx7="http://schemas.microsoft.com/office/drawing/2016/5/13/chartex" xmlns:cx8="http://schemas.microsoft.com/office/drawing/2016/5/14/chartex" xmlns:mc="http://schemas.openxmlformats.org/markup-compatibility/2006" xmlns:aink="http://schemas.microsoft.com/office/drawing/2016/ink" xmlns:am3d="http://schemas.microsoft.com/office/drawing/2017/model3d" xmlns:o="urn:schemas-microsoft-com:office:office" xmlns:oel="http://schemas.microsoft.com/office/2019/extlst" xmlns:r="http://schemas.openxmlformats.org/officeDocument/2006/relationships" xmlns:m="http://schemas.openxmlformats.org/officeDocument/2006/math" xmlns:v="urn:schemas-microsoft-com:vml" xmlns:wp14="http://schemas.microsoft.com/office/word/2010/wordprocessingDrawing" xmlns:wp="http://schemas.openxmlformats.org/drawingml/2006/wordprocessingDrawing" xmlns:w10="urn:schemas-microsoft-com:office:word" xmlns:w="http://schemas.openxmlformats.org/wordprocessingml/2006/main" xmlns:w14="http://schemas.microsoft.com/office/word/2010/wordml" xmlns:w15="http://schemas.microsoft.com/office/word/2012/wordml" xmlns:w16cex="http://schemas.microsoft.com/office/word/2018/wordml/cex" xmlns:w16cid="http://schemas.microsoft.com/office/word/2016/wordml/cid" xmlns:w16="http://schemas.microsoft.com/office/word/2018/wordml" xmlns:w16du="http://schemas.microsoft.com/office/word/2023/wordml/word16du" xmlns:w16sdtdh="http://schemas.microsoft.com/office/word/2020/wordml/sdtdatahash" xmlns:w16sdtfl="http://schemas.microsoft.com/office/word/2024/wordml/sdtformatlock" xmlns:w16se="http://schemas.microsoft.com/office/word/2015/wordml/symex" xmlns:wpg="http://schemas.microsoft.com/office/word/2010/wordprocessingGroup" xmlns:wpi="http://schemas.microsoft.com/office/word/2010/wordprocessingInk" xmlns:wne="http://schemas.microsoft.com/office/word/2006/wordml" xmlns:wps="http://schemas.microsoft.com/office/word/2010/wordprocessingShape" mc:Ignorable="w14 w15 w16se w16cid w16 w16cex w16sdtdh w16sdtfl w16du wp14">
   <w:endnote w:type="separator" w:id="-1">
     <w:p>
       <w:pPr>
@@ -5162,7 +4738,7 @@
 </file>
 
 <file path=word/footnotes.xml><?xml version="1.0" encoding="utf-8"?>
-<w:footnotes xmlns:wpc="http://schemas.microsoft.com/office/word/2010/wordprocessingCanvas" xmlns:cx="http://schemas.microsoft.com/office/drawing/2014/chartex" xmlns:cx1="http://schemas.microsoft.com/office/drawing/2015/9/8/chartex" xmlns:cx2="http://schemas.microsoft.com/office/drawing/2015/10/21/chartex" xmlns:cx3="http://schemas.microsoft.com/office/drawing/2016/5/9/chartex" xmlns:cx4="http://schemas.microsoft.com/office/drawing/2016/5/10/chartex" xmlns:cx5="http://schemas.microsoft.com/office/drawing/2016/5/11/chartex" xmlns:cx6="http://schemas.microsoft.com/office/drawing/2016/5/12/chartex" xmlns:cx7="http://schemas.microsoft.com/office/drawing/2016/5/13/chartex" xmlns:cx8="http://schemas.microsoft.com/office/drawing/2016/5/14/chartex" xmlns:mc="http://schemas.openxmlformats.org/markup-compatibility/2006" xmlns:aink="http://schemas.microsoft.com/office/drawing/2016/ink" xmlns:am3d="http://schemas.microsoft.com/office/drawing/2017/model3d" xmlns:o="urn:schemas-microsoft-com:office:office" xmlns:oel="http://schemas.microsoft.com/office/2019/extlst" xmlns:r="http://schemas.openxmlformats.org/officeDocument/2006/relationships" xmlns:m="http://schemas.openxmlformats.org/officeDocument/2006/math" xmlns:v="urn:schemas-microsoft-com:vml" xmlns:wp14="http://schemas.microsoft.com/office/word/2010/wordprocessingDrawing" xmlns:wp="http://schemas.openxmlformats.org/drawingml/2006/wordprocessingDrawing" xmlns:w10="urn:schemas-microsoft-com:office:word" xmlns:w="http://schemas.openxmlformats.org/wordprocessingml/2006/main" xmlns:w14="http://schemas.microsoft.com/office/word/2010/wordml" xmlns:w15="http://schemas.microsoft.com/office/word/2012/wordml" xmlns:w16cex="http://schemas.microsoft.com/office/word/2018/wordml/cex" xmlns:w16cid="http://schemas.microsoft.com/office/word/2016/wordml/cid" xmlns:w16="http://schemas.microsoft.com/office/word/2018/wordml" xmlns:w16du="http://schemas.microsoft.com/office/word/2023/wordml/word16du" xmlns:w16sdtdh="http://schemas.microsoft.com/office/word/2020/wordml/sdtdatahash" xmlns:w16se="http://schemas.microsoft.com/office/word/2015/wordml/symex" xmlns:wpg="http://schemas.microsoft.com/office/word/2010/wordprocessingGroup" xmlns:wpi="http://schemas.microsoft.com/office/word/2010/wordprocessingInk" xmlns:wne="http://schemas.microsoft.com/office/word/2006/wordml" xmlns:wps="http://schemas.microsoft.com/office/word/2010/wordprocessingShape" mc:Ignorable="w14 w15 w16se w16cid w16 w16cex w16sdtdh w16du wp14">
+<w:footnotes xmlns:wpc="http://schemas.microsoft.com/office/word/2010/wordprocessingCanvas" xmlns:cx="http://schemas.microsoft.com/office/drawing/2014/chartex" xmlns:cx1="http://schemas.microsoft.com/office/drawing/2015/9/8/chartex" xmlns:cx2="http://schemas.microsoft.com/office/drawing/2015/10/21/chartex" xmlns:cx3="http://schemas.microsoft.com/office/drawing/2016/5/9/chartex" xmlns:cx4="http://schemas.microsoft.com/office/drawing/2016/5/10/chartex" xmlns:cx5="http://schemas.microsoft.com/office/drawing/2016/5/11/chartex" xmlns:cx6="http://schemas.microsoft.com/office/drawing/2016/5/12/chartex" xmlns:cx7="http://schemas.microsoft.com/office/drawing/2016/5/13/chartex" xmlns:cx8="http://schemas.microsoft.com/office/drawing/2016/5/14/chartex" xmlns:mc="http://schemas.openxmlformats.org/markup-compatibility/2006" xmlns:aink="http://schemas.microsoft.com/office/drawing/2016/ink" xmlns:am3d="http://schemas.microsoft.com/office/drawing/2017/model3d" xmlns:o="urn:schemas-microsoft-com:office:office" xmlns:oel="http://schemas.microsoft.com/office/2019/extlst" xmlns:r="http://schemas.openxmlformats.org/officeDocument/2006/relationships" xmlns:m="http://schemas.openxmlformats.org/officeDocument/2006/math" xmlns:v="urn:schemas-microsoft-com:vml" xmlns:wp14="http://schemas.microsoft.com/office/word/2010/wordprocessingDrawing" xmlns:wp="http://schemas.openxmlformats.org/drawingml/2006/wordprocessingDrawing" xmlns:w10="urn:schemas-microsoft-com:office:word" xmlns:w="http://schemas.openxmlformats.org/wordprocessingml/2006/main" xmlns:w14="http://schemas.microsoft.com/office/word/2010/wordml" xmlns:w15="http://schemas.microsoft.com/office/word/2012/wordml" xmlns:w16cex="http://schemas.microsoft.com/office/word/2018/wordml/cex" xmlns:w16cid="http://schemas.microsoft.com/office/word/2016/wordml/cid" xmlns:w16="http://schemas.microsoft.com/office/word/2018/wordml" xmlns:w16du="http://schemas.microsoft.com/office/word/2023/wordml/word16du" xmlns:w16sdtdh="http://schemas.microsoft.com/office/word/2020/wordml/sdtdatahash" xmlns:w16sdtfl="http://schemas.microsoft.com/office/word/2024/wordml/sdtformatlock" xmlns:w16se="http://schemas.microsoft.com/office/word/2015/wordml/symex" xmlns:wpg="http://schemas.microsoft.com/office/word/2010/wordprocessingGroup" xmlns:wpi="http://schemas.microsoft.com/office/word/2010/wordprocessingInk" xmlns:wne="http://schemas.microsoft.com/office/word/2006/wordml" xmlns:wps="http://schemas.microsoft.com/office/word/2010/wordprocessingShape" mc:Ignorable="w14 w15 w16se w16cid w16 w16cex w16sdtdh w16sdtfl w16du wp14">
   <w:footnote w:type="separator" w:id="-1">
     <w:p>
       <w:pPr>
@@ -5187,7 +4763,7 @@
 </file>
 
 <file path=word/numbering.xml><?xml version="1.0" encoding="utf-8"?>
-<w:numbering xmlns:wpc="http://schemas.microsoft.com/office/word/2010/wordprocessingCanvas" xmlns:cx="http://schemas.microsoft.com/office/drawing/2014/chartex" xmlns:cx1="http://schemas.microsoft.com/office/drawing/2015/9/8/chartex" xmlns:cx2="http://schemas.microsoft.com/office/drawing/2015/10/21/chartex" xmlns:cx3="http://schemas.microsoft.com/office/drawing/2016/5/9/chartex" xmlns:cx4="http://schemas.microsoft.com/office/drawing/2016/5/10/chartex" xmlns:cx5="http://schemas.microsoft.com/office/drawing/2016/5/11/chartex" xmlns:cx6="http://schemas.microsoft.com/office/drawing/2016/5/12/chartex" xmlns:cx7="http://schemas.microsoft.com/office/drawing/2016/5/13/chartex" xmlns:cx8="http://schemas.microsoft.com/office/drawing/2016/5/14/chartex" xmlns:mc="http://schemas.openxmlformats.org/markup-compatibility/2006" xmlns:aink="http://schemas.microsoft.com/office/drawing/2016/ink" xmlns:am3d="http://schemas.microsoft.com/office/drawing/2017/model3d" xmlns:o="urn:schemas-microsoft-com:office:office" xmlns:oel="http://schemas.microsoft.com/office/2019/extlst" xmlns:r="http://schemas.openxmlformats.org/officeDocument/2006/relationships" xmlns:m="http://schemas.openxmlformats.org/officeDocument/2006/math" xmlns:v="urn:schemas-microsoft-com:vml" xmlns:wp14="http://schemas.microsoft.com/office/word/2010/wordprocessingDrawing" xmlns:wp="http://schemas.openxmlformats.org/drawingml/2006/wordprocessingDrawing" xmlns:w10="urn:schemas-microsoft-com:office:word" xmlns:w="http://schemas.openxmlformats.org/wordprocessingml/2006/main" xmlns:w14="http://schemas.microsoft.com/office/word/2010/wordml" xmlns:w15="http://schemas.microsoft.com/office/word/2012/wordml" xmlns:w16cex="http://schemas.microsoft.com/office/word/2018/wordml/cex" xmlns:w16cid="http://schemas.microsoft.com/office/word/2016/wordml/cid" xmlns:w16="http://schemas.microsoft.com/office/word/2018/wordml" xmlns:w16du="http://schemas.microsoft.com/office/word/2023/wordml/word16du" xmlns:w16sdtdh="http://schemas.microsoft.com/office/word/2020/wordml/sdtdatahash" xmlns:w16se="http://schemas.microsoft.com/office/word/2015/wordml/symex" xmlns:wpg="http://schemas.microsoft.com/office/word/2010/wordprocessingGroup" xmlns:wpi="http://schemas.microsoft.com/office/word/2010/wordprocessingInk" xmlns:wne="http://schemas.microsoft.com/office/word/2006/wordml" xmlns:wps="http://schemas.microsoft.com/office/word/2010/wordprocessingShape" mc:Ignorable="w14 w15 w16se w16cid w16 w16cex w16sdtdh w16du wp14">
+<w:numbering xmlns:wpc="http://schemas.microsoft.com/office/word/2010/wordprocessingCanvas" xmlns:cx="http://schemas.microsoft.com/office/drawing/2014/chartex" xmlns:cx1="http://schemas.microsoft.com/office/drawing/2015/9/8/chartex" xmlns:cx2="http://schemas.microsoft.com/office/drawing/2015/10/21/chartex" xmlns:cx3="http://schemas.microsoft.com/office/drawing/2016/5/9/chartex" xmlns:cx4="http://schemas.microsoft.com/office/drawing/2016/5/10/chartex" xmlns:cx5="http://schemas.microsoft.com/office/drawing/2016/5/11/chartex" xmlns:cx6="http://schemas.microsoft.com/office/drawing/2016/5/12/chartex" xmlns:cx7="http://schemas.microsoft.com/office/drawing/2016/5/13/chartex" xmlns:cx8="http://schemas.microsoft.com/office/drawing/2016/5/14/chartex" xmlns:mc="http://schemas.openxmlformats.org/markup-compatibility/2006" xmlns:aink="http://schemas.microsoft.com/office/drawing/2016/ink" xmlns:am3d="http://schemas.microsoft.com/office/drawing/2017/model3d" xmlns:o="urn:schemas-microsoft-com:office:office" xmlns:oel="http://schemas.microsoft.com/office/2019/extlst" xmlns:r="http://schemas.openxmlformats.org/officeDocument/2006/relationships" xmlns:m="http://schemas.openxmlformats.org/officeDocument/2006/math" xmlns:v="urn:schemas-microsoft-com:vml" xmlns:wp14="http://schemas.microsoft.com/office/word/2010/wordprocessingDrawing" xmlns:wp="http://schemas.openxmlformats.org/drawingml/2006/wordprocessingDrawing" xmlns:w10="urn:schemas-microsoft-com:office:word" xmlns:w="http://schemas.openxmlformats.org/wordprocessingml/2006/main" xmlns:w14="http://schemas.microsoft.com/office/word/2010/wordml" xmlns:w15="http://schemas.microsoft.com/office/word/2012/wordml" xmlns:w16cex="http://schemas.microsoft.com/office/word/2018/wordml/cex" xmlns:w16cid="http://schemas.microsoft.com/office/word/2016/wordml/cid" xmlns:w16="http://schemas.microsoft.com/office/word/2018/wordml" xmlns:w16du="http://schemas.microsoft.com/office/word/2023/wordml/word16du" xmlns:w16sdtdh="http://schemas.microsoft.com/office/word/2020/wordml/sdtdatahash" xmlns:w16sdtfl="http://schemas.microsoft.com/office/word/2024/wordml/sdtformatlock" xmlns:w16se="http://schemas.microsoft.com/office/word/2015/wordml/symex" xmlns:wpg="http://schemas.microsoft.com/office/word/2010/wordprocessingGroup" xmlns:wpi="http://schemas.microsoft.com/office/word/2010/wordprocessingInk" xmlns:wne="http://schemas.microsoft.com/office/word/2006/wordml" xmlns:wps="http://schemas.microsoft.com/office/word/2010/wordprocessingShape" mc:Ignorable="w14 w15 w16se w16cid w16 w16cex w16sdtdh w16sdtfl w16du wp14">
   <w:numPicBullet w:numPicBulletId="0">
     <w:pict>
       <v:shapetype id="_x0000_t75" coordsize="21600,21600" o:spt="75" o:preferrelative="t" path="m@4@5l@4@11@9@11@9@5xe" filled="f" stroked="f">
@@ -5209,21 +4785,21 @@
         <v:path o:extrusionok="f" gradientshapeok="t" o:connecttype="rect"/>
         <o:lock v:ext="edit" aspectratio="t"/>
       </v:shapetype>
-      <v:shape id="_x0000_i1107" type="#_x0000_t75" alt="Email 1" style="width:180.25pt;height:180.25pt;visibility:visible;mso-wrap-style:square" o:bullet="t">
+      <v:shape id="_x0000_i1044" type="#_x0000_t75" alt="Email 1" style="width:180pt;height:180pt;visibility:visible;mso-wrap-style:square" o:bullet="t">
         <v:imagedata r:id="rId1" o:title="Email 1"/>
       </v:shape>
     </w:pict>
   </w:numPicBullet>
   <w:numPicBullet w:numPicBulletId="1">
     <w:pict>
-      <v:shape id="_x0000_i1108" type="#_x0000_t75" alt="Twitter 1" style="width:180.25pt;height:180.25pt;visibility:visible;mso-wrap-style:square" o:bullet="t">
+      <v:shape id="_x0000_i1045" type="#_x0000_t75" alt="Twitter 1" style="width:180pt;height:180pt;visibility:visible;mso-wrap-style:square" o:bullet="t">
         <v:imagedata r:id="rId2" o:title="Twitter 1"/>
       </v:shape>
     </w:pict>
   </w:numPicBullet>
   <w:numPicBullet w:numPicBulletId="2">
     <w:pict>
-      <v:shape id="_x0000_i1109" type="#_x0000_t75" alt="Github 1" style="width:180.25pt;height:180.25pt;visibility:visible;mso-wrap-style:square" o:bullet="t">
+      <v:shape id="_x0000_i1046" type="#_x0000_t75" alt="Github 1" style="width:180pt;height:180pt;visibility:visible;mso-wrap-style:square" o:bullet="t">
         <v:imagedata r:id="rId3" o:title="Github 1"/>
       </v:shape>
     </w:pict>
@@ -7871,7 +7447,7 @@
 </file>
 
 <file path=word/styles.xml><?xml version="1.0" encoding="utf-8"?>
-<w:styles xmlns:mc="http://schemas.openxmlformats.org/markup-compatibility/2006" xmlns:r="http://schemas.openxmlformats.org/officeDocument/2006/relationships" xmlns:w="http://schemas.openxmlformats.org/wordprocessingml/2006/main" xmlns:w14="http://schemas.microsoft.com/office/word/2010/wordml" xmlns:w15="http://schemas.microsoft.com/office/word/2012/wordml" xmlns:w16cex="http://schemas.microsoft.com/office/word/2018/wordml/cex" xmlns:w16cid="http://schemas.microsoft.com/office/word/2016/wordml/cid" xmlns:w16="http://schemas.microsoft.com/office/word/2018/wordml" xmlns:w16du="http://schemas.microsoft.com/office/word/2023/wordml/word16du" xmlns:w16sdtdh="http://schemas.microsoft.com/office/word/2020/wordml/sdtdatahash" xmlns:w16se="http://schemas.microsoft.com/office/word/2015/wordml/symex" mc:Ignorable="w14 w15 w16se w16cid w16 w16cex w16sdtdh w16du">
+<w:styles xmlns:mc="http://schemas.openxmlformats.org/markup-compatibility/2006" xmlns:r="http://schemas.openxmlformats.org/officeDocument/2006/relationships" xmlns:w="http://schemas.openxmlformats.org/wordprocessingml/2006/main" xmlns:w14="http://schemas.microsoft.com/office/word/2010/wordml" xmlns:w15="http://schemas.microsoft.com/office/word/2012/wordml" xmlns:w16cex="http://schemas.microsoft.com/office/word/2018/wordml/cex" xmlns:w16cid="http://schemas.microsoft.com/office/word/2016/wordml/cid" xmlns:w16="http://schemas.microsoft.com/office/word/2018/wordml" xmlns:w16du="http://schemas.microsoft.com/office/word/2023/wordml/word16du" xmlns:w16sdtdh="http://schemas.microsoft.com/office/word/2020/wordml/sdtdatahash" xmlns:w16sdtfl="http://schemas.microsoft.com/office/word/2024/wordml/sdtformatlock" xmlns:w16se="http://schemas.microsoft.com/office/word/2015/wordml/symex" mc:Ignorable="w14 w15 w16se w16cid w16 w16cex w16sdtdh w16sdtfl w16du">
   <w:docDefaults>
     <w:rPrDefault>
       <w:rPr>
